--- a/downloads/卷19 实战篇·终：端到端动手项目——把整套手册串成肌肉记忆.docx
+++ b/downloads/卷19 实战篇·终：端到端动手项目——把整套手册串成肌肉记忆.docx
@@ -607,41 +607,6 @@
         </w:p>
         <w:p>
           <w:pPr>
-            <w:pStyle w:val="9"/>
-            <w:tabs>
-              <w:tab w:val="right" w:leader="dot" w:pos="9026"/>
-            </w:tabs>
-            <w:spacing w:before="120" w:after="60"/>
-          </w:pPr>
-          <w:hyperlink w:anchor="_Toc100003" w:history="1">
-            <w:r>
-              <w:rPr>
-                <w:rStyle w:val="Hyperlink"/>
-              </w:rPr>
-              <w:t>第一章 项目一：基础问答机器人（RAG + 流式）</w:t>
-            </w:r>
-            <w:r>
-              <w:tab/>
-            </w:r>
-            <w:r>
-              <w:fldChar w:fldCharType="begin"/>
-            </w:r>
-            <w:r>
-              <w:instrText xml:space="preserve"> PAGEREF _Toc100003 \h </w:instrText>
-            </w:r>
-            <w:r>
-              <w:fldChar w:fldCharType="separate"/>
-            </w:r>
-            <w:r>
-              <w:t>6</w:t>
-            </w:r>
-            <w:r>
-              <w:fldChar w:fldCharType="end"/>
-            </w:r>
-          </w:hyperlink>
-        </w:p>
-        <w:p>
-          <w:pPr>
             <w:pStyle w:val="11"/>
             <w:ind w:left="360"/>
             <w:tabs>
@@ -649,12 +614,12 @@
             </w:tabs>
             <w:spacing w:before="120" w:after="60"/>
           </w:pPr>
-          <w:hyperlink w:anchor="_Toc100004" w:history="1">
+          <w:hyperlink w:anchor="_Toc100003" w:history="1">
             <w:r>
               <w:rPr>
                 <w:rStyle w:val="Hyperlink"/>
               </w:rPr>
-              <w:t>1.1 项目目标与架构</w:t>
+              <w:t>0.3 AI 原生开发工作流：把编程助手用起来</w:t>
             </w:r>
             <w:r>
               <w:tab/>
@@ -663,13 +628,48 @@
               <w:fldChar w:fldCharType="begin"/>
             </w:r>
             <w:r>
+              <w:instrText xml:space="preserve"> PAGEREF _Toc100003 \h </w:instrText>
+            </w:r>
+            <w:r>
+              <w:fldChar w:fldCharType="separate"/>
+            </w:r>
+            <w:r>
+              <w:t>6</w:t>
+            </w:r>
+            <w:r>
+              <w:fldChar w:fldCharType="end"/>
+            </w:r>
+          </w:hyperlink>
+        </w:p>
+        <w:p>
+          <w:pPr>
+            <w:pStyle w:val="9"/>
+            <w:tabs>
+              <w:tab w:val="right" w:leader="dot" w:pos="9026"/>
+            </w:tabs>
+            <w:spacing w:before="120" w:after="60"/>
+          </w:pPr>
+          <w:hyperlink w:anchor="_Toc100004" w:history="1">
+            <w:r>
+              <w:rPr>
+                <w:rStyle w:val="Hyperlink"/>
+              </w:rPr>
+              <w:t>第一章 项目一：基础问答机器人（RAG + 流式）</w:t>
+            </w:r>
+            <w:r>
+              <w:tab/>
+            </w:r>
+            <w:r>
+              <w:fldChar w:fldCharType="begin"/>
+            </w:r>
+            <w:r>
               <w:instrText xml:space="preserve"> PAGEREF _Toc100004 \h </w:instrText>
             </w:r>
             <w:r>
               <w:fldChar w:fldCharType="separate"/>
             </w:r>
             <w:r>
-              <w:t>6</w:t>
+              <w:t>7</w:t>
             </w:r>
             <w:r>
               <w:fldChar w:fldCharType="end"/>
@@ -690,7 +690,7 @@
               <w:rPr>
                 <w:rStyle w:val="Hyperlink"/>
               </w:rPr>
-              <w:t>1.2 搭建知识索引</w:t>
+              <w:t>1.1 项目目标与架构</w:t>
             </w:r>
             <w:r>
               <w:tab/>
@@ -726,7 +726,7 @@
               <w:rPr>
                 <w:rStyle w:val="Hyperlink"/>
               </w:rPr>
-              <w:t>1.3 检索问答服务</w:t>
+              <w:t>1.2 搭建知识索引</w:t>
             </w:r>
             <w:r>
               <w:tab/>
@@ -741,7 +741,7 @@
               <w:fldChar w:fldCharType="separate"/>
             </w:r>
             <w:r>
-              <w:t>11</w:t>
+              <w:t>7</w:t>
             </w:r>
             <w:r>
               <w:fldChar w:fldCharType="end"/>
@@ -762,7 +762,7 @@
               <w:rPr>
                 <w:rStyle w:val="Hyperlink"/>
               </w:rPr>
-              <w:t>1.4 评估这一版</w:t>
+              <w:t>1.3 检索问答服务</w:t>
             </w:r>
             <w:r>
               <w:tab/>
@@ -777,7 +777,7 @@
               <w:fldChar w:fldCharType="separate"/>
             </w:r>
             <w:r>
-              <w:t>18</w:t>
+              <w:t>12</w:t>
             </w:r>
             <w:r>
               <w:fldChar w:fldCharType="end"/>
@@ -798,7 +798,7 @@
               <w:rPr>
                 <w:rStyle w:val="Hyperlink"/>
               </w:rPr>
-              <w:t>1.5 工程复盘：为什么你的 RAG "看起来笨"</w:t>
+              <w:t>1.4 评估这一版</w:t>
             </w:r>
             <w:r>
               <w:tab/>
@@ -813,42 +813,7 @@
               <w:fldChar w:fldCharType="separate"/>
             </w:r>
             <w:r>
-              <w:t>20</w:t>
-            </w:r>
-            <w:r>
-              <w:fldChar w:fldCharType="end"/>
-            </w:r>
-          </w:hyperlink>
-        </w:p>
-        <w:p>
-          <w:pPr>
-            <w:pStyle w:val="9"/>
-            <w:tabs>
-              <w:tab w:val="right" w:leader="dot" w:pos="9026"/>
-            </w:tabs>
-            <w:spacing w:before="120" w:after="60"/>
-          </w:pPr>
-          <w:hyperlink w:anchor="_Toc100009" w:history="1">
-            <w:r>
-              <w:rPr>
-                <w:rStyle w:val="Hyperlink"/>
-              </w:rPr>
-              <w:t>第二章 项目二：多轮客服 Agent（记忆 + 人工升级）</w:t>
-            </w:r>
-            <w:r>
-              <w:tab/>
-            </w:r>
-            <w:r>
-              <w:fldChar w:fldCharType="begin"/>
-            </w:r>
-            <w:r>
-              <w:instrText xml:space="preserve"> PAGEREF _Toc100009 \h </w:instrText>
-            </w:r>
-            <w:r>
-              <w:fldChar w:fldCharType="separate"/>
-            </w:r>
-            <w:r>
-              <w:t>20</w:t>
+              <w:t>19</w:t>
             </w:r>
             <w:r>
               <w:fldChar w:fldCharType="end"/>
@@ -864,12 +829,47 @@
             </w:tabs>
             <w:spacing w:before="120" w:after="60"/>
           </w:pPr>
-          <w:hyperlink w:anchor="_Toc100010" w:history="1">
+          <w:hyperlink w:anchor="_Toc100009" w:history="1">
             <w:r>
               <w:rPr>
                 <w:rStyle w:val="Hyperlink"/>
               </w:rPr>
-              <w:t>2.1 从"问答"到"对话"：缺什么</w:t>
+              <w:t>1.5 工程复盘：为什么你的 RAG "看起来笨"</w:t>
+            </w:r>
+            <w:r>
+              <w:tab/>
+            </w:r>
+            <w:r>
+              <w:fldChar w:fldCharType="begin"/>
+            </w:r>
+            <w:r>
+              <w:instrText xml:space="preserve"> PAGEREF _Toc100009 \h </w:instrText>
+            </w:r>
+            <w:r>
+              <w:fldChar w:fldCharType="separate"/>
+            </w:r>
+            <w:r>
+              <w:t>21</w:t>
+            </w:r>
+            <w:r>
+              <w:fldChar w:fldCharType="end"/>
+            </w:r>
+          </w:hyperlink>
+        </w:p>
+        <w:p>
+          <w:pPr>
+            <w:pStyle w:val="9"/>
+            <w:tabs>
+              <w:tab w:val="right" w:leader="dot" w:pos="9026"/>
+            </w:tabs>
+            <w:spacing w:before="120" w:after="60"/>
+          </w:pPr>
+          <w:hyperlink w:anchor="_Toc100010" w:history="1">
+            <w:r>
+              <w:rPr>
+                <w:rStyle w:val="Hyperlink"/>
+              </w:rPr>
+              <w:t>第二章 项目二：多轮客服 Agent（记忆 + 人工升级）</w:t>
             </w:r>
             <w:r>
               <w:tab/>
@@ -905,7 +905,7 @@
               <w:rPr>
                 <w:rStyle w:val="Hyperlink"/>
               </w:rPr>
-              <w:t>2.2 加入会话与用户记忆</w:t>
+              <w:t>2.1 从"问答"到"对话"：缺什么</w:t>
             </w:r>
             <w:r>
               <w:tab/>
@@ -941,7 +941,7 @@
               <w:rPr>
                 <w:rStyle w:val="Hyperlink"/>
               </w:rPr>
-              <w:t>2.3 用 LangGraph 搭建状态化流程</w:t>
+              <w:t>2.2 加入会话与用户记忆</w:t>
             </w:r>
             <w:r>
               <w:tab/>
@@ -956,7 +956,7 @@
               <w:fldChar w:fldCharType="separate"/>
             </w:r>
             <w:r>
-              <w:t>25</w:t>
+              <w:t>22</w:t>
             </w:r>
             <w:r>
               <w:fldChar w:fldCharType="end"/>
@@ -977,7 +977,7 @@
               <w:rPr>
                 <w:rStyle w:val="Hyperlink"/>
               </w:rPr>
-              <w:t>2.4 评估与人工升级闭环</w:t>
+              <w:t>2.3 用 LangGraph 搭建状态化流程</w:t>
             </w:r>
             <w:r>
               <w:tab/>
@@ -992,7 +992,7 @@
               <w:fldChar w:fldCharType="separate"/>
             </w:r>
             <w:r>
-              <w:t>35</w:t>
+              <w:t>26</w:t>
             </w:r>
             <w:r>
               <w:fldChar w:fldCharType="end"/>
@@ -1013,7 +1013,7 @@
               <w:rPr>
                 <w:rStyle w:val="Hyperlink"/>
               </w:rPr>
-              <w:t>2.5 工程复盘：状态图为什么比 if-else 强</w:t>
+              <w:t>2.4 评估与人工升级闭环</w:t>
             </w:r>
             <w:r>
               <w:tab/>
@@ -1029,41 +1029,6 @@
             </w:r>
             <w:r>
               <w:t>36</w:t>
-            </w:r>
-            <w:r>
-              <w:fldChar w:fldCharType="end"/>
-            </w:r>
-          </w:hyperlink>
-        </w:p>
-        <w:p>
-          <w:pPr>
-            <w:pStyle w:val="9"/>
-            <w:tabs>
-              <w:tab w:val="right" w:leader="dot" w:pos="9026"/>
-            </w:tabs>
-            <w:spacing w:before="120" w:after="60"/>
-          </w:pPr>
-          <w:hyperlink w:anchor="_Toc100015" w:history="1">
-            <w:r>
-              <w:rPr>
-                <w:rStyle w:val="Hyperlink"/>
-              </w:rPr>
-              <w:t>第三章 项目三：工具调用 Agent（让 Agent 真正办事）</w:t>
-            </w:r>
-            <w:r>
-              <w:tab/>
-            </w:r>
-            <w:r>
-              <w:fldChar w:fldCharType="begin"/>
-            </w:r>
-            <w:r>
-              <w:instrText xml:space="preserve"> PAGEREF _Toc100015 \h </w:instrText>
-            </w:r>
-            <w:r>
-              <w:fldChar w:fldCharType="separate"/>
-            </w:r>
-            <w:r>
-              <w:t>37</w:t>
             </w:r>
             <w:r>
               <w:fldChar w:fldCharType="end"/>
@@ -1079,12 +1044,47 @@
             </w:tabs>
             <w:spacing w:before="120" w:after="60"/>
           </w:pPr>
-          <w:hyperlink w:anchor="_Toc100016" w:history="1">
+          <w:hyperlink w:anchor="_Toc100015" w:history="1">
             <w:r>
               <w:rPr>
                 <w:rStyle w:val="Hyperlink"/>
               </w:rPr>
-              <w:t>3.1 项目目标：从"会聊"到"会做"</w:t>
+              <w:t>2.5 工程复盘：状态图为什么比 if-else 强</w:t>
+            </w:r>
+            <w:r>
+              <w:tab/>
+            </w:r>
+            <w:r>
+              <w:fldChar w:fldCharType="begin"/>
+            </w:r>
+            <w:r>
+              <w:instrText xml:space="preserve"> PAGEREF _Toc100015 \h </w:instrText>
+            </w:r>
+            <w:r>
+              <w:fldChar w:fldCharType="separate"/>
+            </w:r>
+            <w:r>
+              <w:t>37</w:t>
+            </w:r>
+            <w:r>
+              <w:fldChar w:fldCharType="end"/>
+            </w:r>
+          </w:hyperlink>
+        </w:p>
+        <w:p>
+          <w:pPr>
+            <w:pStyle w:val="9"/>
+            <w:tabs>
+              <w:tab w:val="right" w:leader="dot" w:pos="9026"/>
+            </w:tabs>
+            <w:spacing w:before="120" w:after="60"/>
+          </w:pPr>
+          <w:hyperlink w:anchor="_Toc100016" w:history="1">
+            <w:r>
+              <w:rPr>
+                <w:rStyle w:val="Hyperlink"/>
+              </w:rPr>
+              <w:t>第三章 项目三：工具调用 Agent（让 Agent 真正办事）</w:t>
             </w:r>
             <w:r>
               <w:tab/>
@@ -1120,7 +1120,7 @@
               <w:rPr>
                 <w:rStyle w:val="Hyperlink"/>
               </w:rPr>
-              <w:t>3.2 Function Calling 落地</w:t>
+              <w:t>3.1 项目目标：从"会聊"到"会做"</w:t>
             </w:r>
             <w:r>
               <w:tab/>
@@ -1135,7 +1135,7 @@
               <w:fldChar w:fldCharType="separate"/>
             </w:r>
             <w:r>
-              <w:t>37</w:t>
+              <w:t>38</w:t>
             </w:r>
             <w:r>
               <w:fldChar w:fldCharType="end"/>
@@ -1156,7 +1156,7 @@
               <w:rPr>
                 <w:rStyle w:val="Hyperlink"/>
               </w:rPr>
-              <w:t>3.3 可观测与安全增强</w:t>
+              <w:t>3.2 Function Calling 落地</w:t>
             </w:r>
             <w:r>
               <w:tab/>
@@ -1171,7 +1171,7 @@
               <w:fldChar w:fldCharType="separate"/>
             </w:r>
             <w:r>
-              <w:t>47</w:t>
+              <w:t>38</w:t>
             </w:r>
             <w:r>
               <w:fldChar w:fldCharType="end"/>
@@ -1192,7 +1192,7 @@
               <w:rPr>
                 <w:rStyle w:val="Hyperlink"/>
               </w:rPr>
-              <w:t>3.4 升级为 MCP Server</w:t>
+              <w:t>3.3 可观测与安全增强</w:t>
             </w:r>
             <w:r>
               <w:tab/>
@@ -1228,7 +1228,7 @@
               <w:rPr>
                 <w:rStyle w:val="Hyperlink"/>
               </w:rPr>
-              <w:t>3.5 工程复盘：从"能调工具"到"可靠地调工具"</w:t>
+              <w:t>3.4 升级为 MCP Server</w:t>
             </w:r>
             <w:r>
               <w:tab/>
@@ -1243,42 +1243,7 @@
               <w:fldChar w:fldCharType="separate"/>
             </w:r>
             <w:r>
-              <w:t>50</w:t>
-            </w:r>
-            <w:r>
-              <w:fldChar w:fldCharType="end"/>
-            </w:r>
-          </w:hyperlink>
-        </w:p>
-        <w:p>
-          <w:pPr>
-            <w:pStyle w:val="9"/>
-            <w:tabs>
-              <w:tab w:val="right" w:leader="dot" w:pos="9026"/>
-            </w:tabs>
-            <w:spacing w:before="120" w:after="60"/>
-          </w:pPr>
-          <w:hyperlink w:anchor="_Toc100021" w:history="1">
-            <w:r>
-              <w:rPr>
-                <w:rStyle w:val="Hyperlink"/>
-              </w:rPr>
-              <w:t>第四章 项目四：多智能体协作（分诊-研究-审核）</w:t>
-            </w:r>
-            <w:r>
-              <w:tab/>
-            </w:r>
-            <w:r>
-              <w:fldChar w:fldCharType="begin"/>
-            </w:r>
-            <w:r>
-              <w:instrText xml:space="preserve"> PAGEREF _Toc100021 \h </w:instrText>
-            </w:r>
-            <w:r>
-              <w:fldChar w:fldCharType="separate"/>
-            </w:r>
-            <w:r>
-              <w:t>51</w:t>
+              <w:t>48</w:t>
             </w:r>
             <w:r>
               <w:fldChar w:fldCharType="end"/>
@@ -1294,12 +1259,47 @@
             </w:tabs>
             <w:spacing w:before="120" w:after="60"/>
           </w:pPr>
-          <w:hyperlink w:anchor="_Toc100022" w:history="1">
+          <w:hyperlink w:anchor="_Toc100021" w:history="1">
             <w:r>
               <w:rPr>
                 <w:rStyle w:val="Hyperlink"/>
               </w:rPr>
-              <w:t>4.1 项目目标：为什么单 Agent 不够</w:t>
+              <w:t>3.5 工程复盘：从"能调工具"到"可靠地调工具"</w:t>
+            </w:r>
+            <w:r>
+              <w:tab/>
+            </w:r>
+            <w:r>
+              <w:fldChar w:fldCharType="begin"/>
+            </w:r>
+            <w:r>
+              <w:instrText xml:space="preserve"> PAGEREF _Toc100021 \h </w:instrText>
+            </w:r>
+            <w:r>
+              <w:fldChar w:fldCharType="separate"/>
+            </w:r>
+            <w:r>
+              <w:t>51</w:t>
+            </w:r>
+            <w:r>
+              <w:fldChar w:fldCharType="end"/>
+            </w:r>
+          </w:hyperlink>
+        </w:p>
+        <w:p>
+          <w:pPr>
+            <w:pStyle w:val="9"/>
+            <w:tabs>
+              <w:tab w:val="right" w:leader="dot" w:pos="9026"/>
+            </w:tabs>
+            <w:spacing w:before="120" w:after="60"/>
+          </w:pPr>
+          <w:hyperlink w:anchor="_Toc100022" w:history="1">
+            <w:r>
+              <w:rPr>
+                <w:rStyle w:val="Hyperlink"/>
+              </w:rPr>
+              <w:t>第四章 项目四：多智能体协作（分诊-研究-审核）</w:t>
             </w:r>
             <w:r>
               <w:tab/>
@@ -1335,7 +1335,7 @@
               <w:rPr>
                 <w:rStyle w:val="Hyperlink"/>
               </w:rPr>
-              <w:t>4.2 用 LangGraph 编排多智能体</w:t>
+              <w:t>4.1 项目目标：为什么单 Agent 不够</w:t>
             </w:r>
             <w:r>
               <w:tab/>
@@ -1371,7 +1371,7 @@
               <w:rPr>
                 <w:rStyle w:val="Hyperlink"/>
               </w:rPr>
-              <w:t>4.3 多智能体的成本与调试</w:t>
+              <w:t>4.2 用 LangGraph 编排多智能体</w:t>
             </w:r>
             <w:r>
               <w:tab/>
@@ -1386,7 +1386,7 @@
               <w:fldChar w:fldCharType="separate"/>
             </w:r>
             <w:r>
-              <w:t>61</w:t>
+              <w:t>52</w:t>
             </w:r>
             <w:r>
               <w:fldChar w:fldCharType="end"/>
@@ -1407,7 +1407,7 @@
               <w:rPr>
                 <w:rStyle w:val="Hyperlink"/>
               </w:rPr>
-              <w:t>4.4 工程复盘：多智能体的三大反模式</w:t>
+              <w:t>4.3 多智能体的成本与调试</w:t>
             </w:r>
             <w:r>
               <w:tab/>
@@ -1417,41 +1417,6 @@
             </w:r>
             <w:r>
               <w:instrText xml:space="preserve"> PAGEREF _Toc100025 \h </w:instrText>
-            </w:r>
-            <w:r>
-              <w:fldChar w:fldCharType="separate"/>
-            </w:r>
-            <w:r>
-              <w:t>61</w:t>
-            </w:r>
-            <w:r>
-              <w:fldChar w:fldCharType="end"/>
-            </w:r>
-          </w:hyperlink>
-        </w:p>
-        <w:p>
-          <w:pPr>
-            <w:pStyle w:val="9"/>
-            <w:tabs>
-              <w:tab w:val="right" w:leader="dot" w:pos="9026"/>
-            </w:tabs>
-            <w:spacing w:before="120" w:after="60"/>
-          </w:pPr>
-          <w:hyperlink w:anchor="_Toc100026" w:history="1">
-            <w:r>
-              <w:rPr>
-                <w:rStyle w:val="Hyperlink"/>
-              </w:rPr>
-              <w:t>第五章 项目五：多模态客服雏形（接入视觉）</w:t>
-            </w:r>
-            <w:r>
-              <w:tab/>
-            </w:r>
-            <w:r>
-              <w:fldChar w:fldCharType="begin"/>
-            </w:r>
-            <w:r>
-              <w:instrText xml:space="preserve"> PAGEREF _Toc100026 \h </w:instrText>
             </w:r>
             <w:r>
               <w:fldChar w:fldCharType="separate"/>
@@ -1473,12 +1438,12 @@
             </w:tabs>
             <w:spacing w:before="120" w:after="60"/>
           </w:pPr>
-          <w:hyperlink w:anchor="_Toc100027" w:history="1">
+          <w:hyperlink w:anchor="_Toc100026" w:history="1">
             <w:r>
               <w:rPr>
                 <w:rStyle w:val="Hyperlink"/>
               </w:rPr>
-              <w:t>5.1 项目目标：让客服 Agent "看"用户发来的图</w:t>
+              <w:t>4.4 工程复盘：多智能体的三大反模式</w:t>
             </w:r>
             <w:r>
               <w:tab/>
@@ -1487,13 +1452,48 @@
               <w:fldChar w:fldCharType="begin"/>
             </w:r>
             <w:r>
+              <w:instrText xml:space="preserve"> PAGEREF _Toc100026 \h </w:instrText>
+            </w:r>
+            <w:r>
+              <w:fldChar w:fldCharType="separate"/>
+            </w:r>
+            <w:r>
+              <w:t>62</w:t>
+            </w:r>
+            <w:r>
+              <w:fldChar w:fldCharType="end"/>
+            </w:r>
+          </w:hyperlink>
+        </w:p>
+        <w:p>
+          <w:pPr>
+            <w:pStyle w:val="9"/>
+            <w:tabs>
+              <w:tab w:val="right" w:leader="dot" w:pos="9026"/>
+            </w:tabs>
+            <w:spacing w:before="120" w:after="60"/>
+          </w:pPr>
+          <w:hyperlink w:anchor="_Toc100027" w:history="1">
+            <w:r>
+              <w:rPr>
+                <w:rStyle w:val="Hyperlink"/>
+              </w:rPr>
+              <w:t>第五章 项目五：多模态客服雏形（接入视觉）</w:t>
+            </w:r>
+            <w:r>
+              <w:tab/>
+            </w:r>
+            <w:r>
+              <w:fldChar w:fldCharType="begin"/>
+            </w:r>
+            <w:r>
               <w:instrText xml:space="preserve"> PAGEREF _Toc100027 \h </w:instrText>
             </w:r>
             <w:r>
               <w:fldChar w:fldCharType="separate"/>
             </w:r>
             <w:r>
-              <w:t>62</w:t>
+              <w:t>63</w:t>
             </w:r>
             <w:r>
               <w:fldChar w:fldCharType="end"/>
@@ -1514,7 +1514,7 @@
               <w:rPr>
                 <w:rStyle w:val="Hyperlink"/>
               </w:rPr>
-              <w:t>5.2 图像预处理管道接入</w:t>
+              <w:t>5.1 项目目标：让客服 Agent "看"用户发来的图</w:t>
             </w:r>
             <w:r>
               <w:tab/>
@@ -1550,7 +1550,7 @@
               <w:rPr>
                 <w:rStyle w:val="Hyperlink"/>
               </w:rPr>
-              <w:t>5.3 让对话带上图</w:t>
+              <w:t>5.2 图像预处理管道接入</w:t>
             </w:r>
             <w:r>
               <w:tab/>
@@ -1565,7 +1565,7 @@
               <w:fldChar w:fldCharType="separate"/>
             </w:r>
             <w:r>
-              <w:t>68</w:t>
+              <w:t>63</w:t>
             </w:r>
             <w:r>
               <w:fldChar w:fldCharType="end"/>
@@ -1586,7 +1586,7 @@
               <w:rPr>
                 <w:rStyle w:val="Hyperlink"/>
               </w:rPr>
-              <w:t>5.4 工程复盘：多模态的"脏输入"与兜底设计</w:t>
+              <w:t>5.3 让对话带上图</w:t>
             </w:r>
             <w:r>
               <w:tab/>
@@ -1601,42 +1601,7 @@
               <w:fldChar w:fldCharType="separate"/>
             </w:r>
             <w:r>
-              <w:t>70</w:t>
-            </w:r>
-            <w:r>
-              <w:fldChar w:fldCharType="end"/>
-            </w:r>
-          </w:hyperlink>
-        </w:p>
-        <w:p>
-          <w:pPr>
-            <w:pStyle w:val="9"/>
-            <w:tabs>
-              <w:tab w:val="right" w:leader="dot" w:pos="9026"/>
-            </w:tabs>
-            <w:spacing w:before="120" w:after="60"/>
-          </w:pPr>
-          <w:hyperlink w:anchor="_Toc100031" w:history="1">
-            <w:r>
-              <w:rPr>
-                <w:rStyle w:val="Hyperlink"/>
-              </w:rPr>
-              <w:t>第六章 收束：把五个项目合成一套可生长底座</w:t>
-            </w:r>
-            <w:r>
-              <w:tab/>
-            </w:r>
-            <w:r>
-              <w:fldChar w:fldCharType="begin"/>
-            </w:r>
-            <w:r>
-              <w:instrText xml:space="preserve"> PAGEREF _Toc100031 \h </w:instrText>
-            </w:r>
-            <w:r>
-              <w:fldChar w:fldCharType="separate"/>
-            </w:r>
-            <w:r>
-              <w:t>70</w:t>
+              <w:t>69</w:t>
             </w:r>
             <w:r>
               <w:fldChar w:fldCharType="end"/>
@@ -1652,12 +1617,12 @@
             </w:tabs>
             <w:spacing w:before="120" w:after="60"/>
           </w:pPr>
-          <w:hyperlink w:anchor="_Toc100032" w:history="1">
+          <w:hyperlink w:anchor="_Toc100031" w:history="1">
             <w:r>
               <w:rPr>
                 <w:rStyle w:val="Hyperlink"/>
               </w:rPr>
-              <w:t>6.1 五项目的合体架构</w:t>
+              <w:t>5.4 工程复盘：多模态的"脏输入"与兜底设计</w:t>
             </w:r>
             <w:r>
               <w:tab/>
@@ -1666,13 +1631,48 @@
               <w:fldChar w:fldCharType="begin"/>
             </w:r>
             <w:r>
+              <w:instrText xml:space="preserve"> PAGEREF _Toc100031 \h </w:instrText>
+            </w:r>
+            <w:r>
+              <w:fldChar w:fldCharType="separate"/>
+            </w:r>
+            <w:r>
+              <w:t>71</w:t>
+            </w:r>
+            <w:r>
+              <w:fldChar w:fldCharType="end"/>
+            </w:r>
+          </w:hyperlink>
+        </w:p>
+        <w:p>
+          <w:pPr>
+            <w:pStyle w:val="9"/>
+            <w:tabs>
+              <w:tab w:val="right" w:leader="dot" w:pos="9026"/>
+            </w:tabs>
+            <w:spacing w:before="120" w:after="60"/>
+          </w:pPr>
+          <w:hyperlink w:anchor="_Toc100032" w:history="1">
+            <w:r>
+              <w:rPr>
+                <w:rStyle w:val="Hyperlink"/>
+              </w:rPr>
+              <w:t>第六章 收束：把五个项目合成一套可生长底座</w:t>
+            </w:r>
+            <w:r>
+              <w:tab/>
+            </w:r>
+            <w:r>
+              <w:fldChar w:fldCharType="begin"/>
+            </w:r>
+            <w:r>
               <w:instrText xml:space="preserve"> PAGEREF _Toc100032 \h </w:instrText>
             </w:r>
             <w:r>
               <w:fldChar w:fldCharType="separate"/>
             </w:r>
             <w:r>
-              <w:t>70</w:t>
+              <w:t>71</w:t>
             </w:r>
             <w:r>
               <w:fldChar w:fldCharType="end"/>
@@ -1693,7 +1693,7 @@
               <w:rPr>
                 <w:rStyle w:val="Hyperlink"/>
               </w:rPr>
-              <w:t>6.1 五个项目的"错误博物馆"：失败模式总表</w:t>
+              <w:t>6.1 五项目的合体架构</w:t>
             </w:r>
             <w:r>
               <w:tab/>
@@ -1729,7 +1729,7 @@
               <w:rPr>
                 <w:rStyle w:val="Hyperlink"/>
               </w:rPr>
-              <w:t>6.2 生产化改造清单（从 Demo 到上线）</w:t>
+              <w:t>6.1 五个项目的"错误博物馆"：失败模式总表</w:t>
             </w:r>
             <w:r>
               <w:tab/>
@@ -1765,7 +1765,7 @@
               <w:rPr>
                 <w:rStyle w:val="Hyperlink"/>
               </w:rPr>
-              <w:t>6.3 结语：从手册到工程师</w:t>
+              <w:t>6.2 生产化改造清单（从 Demo 到上线）</w:t>
             </w:r>
             <w:r>
               <w:tab/>
@@ -1789,7 +1789,8 @@
         </w:p>
         <w:p>
           <w:pPr>
-            <w:pStyle w:val="9"/>
+            <w:pStyle w:val="11"/>
+            <w:ind w:left="360"/>
             <w:tabs>
               <w:tab w:val="right" w:leader="dot" w:pos="9026"/>
             </w:tabs>
@@ -1800,7 +1801,7 @@
               <w:rPr>
                 <w:rStyle w:val="Hyperlink"/>
               </w:rPr>
-              <w:t>本卷小结</w:t>
+              <w:t>6.3 结语：从手册到工程师</w:t>
             </w:r>
             <w:r>
               <w:tab/>
@@ -1815,7 +1816,7 @@
               <w:fldChar w:fldCharType="separate"/>
             </w:r>
             <w:r>
-              <w:t>73</w:t>
+              <w:t>74</w:t>
             </w:r>
             <w:r>
               <w:fldChar w:fldCharType="end"/>
@@ -1835,7 +1836,7 @@
               <w:rPr>
                 <w:rStyle w:val="Hyperlink"/>
               </w:rPr>
-              <w:t>思考与练习</w:t>
+              <w:t>本卷小结</w:t>
             </w:r>
             <w:r>
               <w:tab/>
@@ -1870,6 +1871,41 @@
               <w:rPr>
                 <w:rStyle w:val="Hyperlink"/>
               </w:rPr>
+              <w:t>思考与练习</w:t>
+            </w:r>
+            <w:r>
+              <w:tab/>
+            </w:r>
+            <w:r>
+              <w:fldChar w:fldCharType="begin"/>
+            </w:r>
+            <w:r>
+              <w:instrText xml:space="preserve"> PAGEREF _Toc100038 \h </w:instrText>
+            </w:r>
+            <w:r>
+              <w:fldChar w:fldCharType="separate"/>
+            </w:r>
+            <w:r>
+              <w:t>74</w:t>
+            </w:r>
+            <w:r>
+              <w:fldChar w:fldCharType="end"/>
+            </w:r>
+          </w:hyperlink>
+        </w:p>
+        <w:p>
+          <w:pPr>
+            <w:pStyle w:val="9"/>
+            <w:tabs>
+              <w:tab w:val="right" w:leader="dot" w:pos="9026"/>
+            </w:tabs>
+            <w:spacing w:before="120" w:after="60"/>
+          </w:pPr>
+          <w:hyperlink w:anchor="_Toc100039" w:history="1">
+            <w:r>
+              <w:rPr>
+                <w:rStyle w:val="Hyperlink"/>
+              </w:rPr>
               <w:t>全系列结语</w:t>
             </w:r>
             <w:r>
@@ -1879,13 +1915,13 @@
               <w:fldChar w:fldCharType="begin"/>
             </w:r>
             <w:r>
-              <w:instrText xml:space="preserve"> PAGEREF _Toc100038 \h </w:instrText>
+              <w:instrText xml:space="preserve"> PAGEREF _Toc100039 \h </w:instrText>
             </w:r>
             <w:r>
               <w:fldChar w:fldCharType="separate"/>
             </w:r>
             <w:r>
-              <w:t>74</w:t>
+              <w:t>75</w:t>
             </w:r>
             <w:r>
               <w:fldChar w:fldCharType="end"/>
@@ -3397,11 +3433,111 @@
     </w:p>
     <w:p>
       <w:pPr>
+        <w:pStyle w:val="Heading2"/>
+        <w:keepNext/>
+        <w:spacing w:after="140" w:before="280" w:line="360" w:lineRule="atLeast"/>
+      </w:pPr>
+      <w:bookmarkStart w:id="100003" w:name="_Toc100003"/>
+      <w:r>
+        <w:rPr>
+          <w:rFonts w:ascii="Calibri" w:eastAsia="SimHei"/>
+          <w:b/>
+          <w:bCs/>
+          <w:color w:val="1B4A5C"/>
+          <w:sz w:val="28"/>
+          <w:szCs w:val="28"/>
+        </w:rPr>
+        <w:t xml:space="preserve">0.3 AI 原生开发工作流：把编程助手用起来</w:t>
+      </w:r>
+      <w:bookmarkEnd w:id="100003"/>
+    </w:p>
+    <w:p>
+      <w:pPr>
+        <w:spacing w:line="312"/>
+        <w:ind w:firstLine="480"/>
+        <w:jc w:val="both"/>
+      </w:pPr>
+      <w:r>
+        <w:rPr>
+          <w:rFonts w:ascii="Calibri" w:eastAsia="Microsoft YaHei"/>
+          <w:color w:val="1A2B33"/>
+          <w:sz w:val="24"/>
+          <w:szCs w:val="24"/>
+        </w:rPr>
+        <w:t xml:space="preserve">动手做本卷五个项目之前，先花十分钟把"AI 编程助手"纳入你的开发流——这不是可选项：如今 Agent 工程师岗位的任职要求里，"熟练使用 Cursor、Claude Code 等 AI 原生工具"几乎是标配。更重要的是，你接下来要开发的系统本身就是 Agent，**先用别人做的 Agent 改造自己的工作流，是理解 Agent 能力边界最直接的途径**：你会亲身感受到它什么时候帮上大忙、什么时候一本正经地把你带进沟里。</w:t>
+      </w:r>
+    </w:p>
+    <w:p>
+      <w:pPr>
+        <w:spacing w:line="312"/>
+        <w:ind w:firstLine="480"/>
+        <w:jc w:val="both"/>
+      </w:pPr>
+      <w:r>
+        <w:rPr>
+          <w:rFonts w:ascii="Calibri" w:eastAsia="Microsoft YaHei"/>
+          <w:color w:val="1A2B33"/>
+          <w:sz w:val="24"/>
+          <w:szCs w:val="24"/>
+        </w:rPr>
+        <w:t xml:space="preserve">市面上的编程助手可以分成三类，定位各不相同。**① 补全型**（GitHub Copilot、Codeium 等）：以 IDE 内联补全为主，写代码时逐段提示，适合熟练之后提速；**② AI 编辑器**（Cursor、Windsurf 等）：把整个代码库作为上下文，支持"多文件改写、按自然语言重构、问答式理解代码"，适合中等规模改造与代码库导航；**③ 终端 Agent 型**（Claude Code、OpenAI Codex CLI、Aider 等）：在终端里接收任务，自主读写文件、运行命令与测试、迭代修复——它本身就是你后面要讲的那种 Agent（工具调用 + 循环 + 反馈），只是工具集换成了你的文件系统与 shell。</w:t>
+      </w:r>
+    </w:p>
+    <w:p>
+      <w:pPr>
+        <w:spacing w:line="312"/>
+        <w:ind w:firstLine="480"/>
+        <w:jc w:val="both"/>
+      </w:pPr>
+      <w:r>
+        <w:rPr>
+          <w:rFonts w:ascii="Calibri" w:eastAsia="Microsoft YaHei"/>
+          <w:color w:val="1A2B33"/>
+          <w:sz w:val="24"/>
+          <w:szCs w:val="24"/>
+        </w:rPr>
+        <w:t xml:space="preserve">结合本卷的五个项目，编程助手最值得投入的用法有六种。**① 搭脚手架**：生成项目目录、FastAPI 路由骨架、依赖清单，省下样板时间；**② 解释代码**：把第三方库源码或本卷示例里没看懂的片段交给它逐行解释，比搜索更快；**③ 调试 trace**：把报错栈连同相关代码贴进去定位问题，对"工具调用参数错、类型不匹配"这类问题尤其有效；**④ 批量改写**：提示词模板重命名、SDK 版本迁移、给函数补类型标注；**⑤ 生成测试与评估用例**：让它基于实现写出测试与边界样例，你再审查补充——这正是卷15 评估实践的日常形态；**⑥ 写文档**：README、函数注释、变更说明。</w:t>
+      </w:r>
+    </w:p>
+    <w:p>
+      <w:pPr>
+        <w:spacing w:line="312"/>
+        <w:ind w:firstLine="480"/>
+        <w:jc w:val="both"/>
+      </w:pPr>
+      <w:r>
+        <w:rPr>
+          <w:rFonts w:ascii="Calibri" w:eastAsia="Microsoft YaHei"/>
+          <w:color w:val="1A2B33"/>
+          <w:sz w:val="24"/>
+          <w:szCs w:val="24"/>
+        </w:rPr>
+        <w:t xml:space="preserve">但必须带上五条纪律，否则会踩坑。**① 它会出错，而且错得很自信**：生成的代码必须跑测试、必须人工审查，对"看起来对"的代码保持警惕。**② 别把秘密喂给云端助手**：API Key、生产数据、客户信息不要出现在提示词里（卷16 的数据边界同样适用于你的开发工具）。**③ 权限与沙箱意识**：终端 Agent 能改文件、能执行命令——在重要仓库里使用前，先确认它的权限范围与撤销机制，读懂它请求的每一项操作再批准。**④ 它救不了"模型行为类"问题**：检索质量差、提示词不稳、Agent 死循环，这些不是"写错代码"，而是本手册各卷的方法论问题（评估、上下文工程、循环控制）；编程助手能帮你改代码，不能替你设计方案。**⑤ 学习目的优先**：五个项目的核心逻辑建议亲手写——让助手搭骨架、查资料、当陪练，而不是替你完成作业；**你亲手调试过的每一个坑，才是这套手册真正要给你的东西**。</w:t>
+      </w:r>
+    </w:p>
+    <w:p>
+      <w:pPr>
+        <w:spacing w:line="312"/>
+        <w:ind w:firstLine="480"/>
+        <w:jc w:val="both"/>
+      </w:pPr>
+      <w:r>
+        <w:rPr>
+          <w:rFonts w:ascii="Calibri" w:eastAsia="Microsoft YaHei"/>
+          <w:color w:val="1A2B33"/>
+          <w:sz w:val="24"/>
+          <w:szCs w:val="24"/>
+        </w:rPr>
+        <w:t xml:space="preserve">最后一个迁移性极强的习惯：**把"给助手写清楚需求"当作提示词工程的日常练习**。你会自然发现，让编程助手干好活所需的技巧——给足上下文、说明验收标准、拆解任务、要求它先给方案再动手、出错时贴证据而不是空抱怨——与卷七的提示词工程、卷十二的任务分解完全同构。反过来，用 Agent 的经验也会让你更会给助手派活。两种能力互相喂养，这是 Agent 工程师在这个行业里最朴素也最实用的复利。</w:t>
+      </w:r>
+    </w:p>
+    <w:p>
+      <w:pPr>
         <w:pStyle w:val="Heading1"/>
         <w:keepNext/>
         <w:spacing w:after="200" w:before="360" w:line="400" w:lineRule="atLeast"/>
       </w:pPr>
-      <w:bookmarkStart w:id="100003" w:name="_Toc100003"/>
+      <w:bookmarkStart w:id="100004" w:name="_Toc100004"/>
       <w:r>
         <w:rPr>
           <w:rFonts w:ascii="Calibri" w:eastAsia="SimHei"/>
@@ -3413,7 +3549,7 @@
         </w:rPr>
         <w:t xml:space="preserve">第一章 项目一：基础问答机器人（RAG + 流式）</w:t>
       </w:r>
-      <w:bookmarkEnd w:id="100003"/>
+      <w:bookmarkEnd w:id="100004"/>
     </w:p>
     <w:p>
       <w:pPr>
@@ -3421,7 +3557,7 @@
         <w:keepNext/>
         <w:spacing w:after="140" w:before="280" w:line="360" w:lineRule="atLeast"/>
       </w:pPr>
-      <w:bookmarkStart w:id="100004" w:name="_Toc100004"/>
+      <w:bookmarkStart w:id="100005" w:name="_Toc100005"/>
       <w:r>
         <w:rPr>
           <w:rFonts w:ascii="Calibri" w:eastAsia="SimHei"/>
@@ -3433,7 +3569,7 @@
         </w:rPr>
         <w:t xml:space="preserve">1.1 项目目标与架构</w:t>
       </w:r>
-      <w:bookmarkEnd w:id="100004"/>
+      <w:bookmarkEnd w:id="100005"/>
     </w:p>
     <w:p>
       <w:pPr>
@@ -3538,7 +3674,7 @@
         <w:keepNext/>
         <w:spacing w:after="140" w:before="280" w:line="360" w:lineRule="atLeast"/>
       </w:pPr>
-      <w:bookmarkStart w:id="100005" w:name="_Toc100005"/>
+      <w:bookmarkStart w:id="100006" w:name="_Toc100006"/>
       <w:r>
         <w:rPr>
           <w:rFonts w:ascii="Calibri" w:eastAsia="SimHei"/>
@@ -3550,7 +3686,7 @@
         </w:rPr>
         <w:t xml:space="preserve">1.2 搭建知识索引</w:t>
       </w:r>
-      <w:bookmarkEnd w:id="100005"/>
+      <w:bookmarkEnd w:id="100006"/>
     </w:p>
     <w:p>
       <w:pPr>
@@ -4270,7 +4406,7 @@
         <w:keepNext/>
         <w:spacing w:after="140" w:before="280" w:line="360" w:lineRule="atLeast"/>
       </w:pPr>
-      <w:bookmarkStart w:id="100006" w:name="_Toc100006"/>
+      <w:bookmarkStart w:id="100007" w:name="_Toc100007"/>
       <w:r>
         <w:rPr>
           <w:rFonts w:ascii="Calibri" w:eastAsia="SimHei"/>
@@ -4282,7 +4418,7 @@
         </w:rPr>
         <w:t xml:space="preserve">1.3 检索问答服务</w:t>
       </w:r>
-      <w:bookmarkEnd w:id="100006"/>
+      <w:bookmarkEnd w:id="100007"/>
     </w:p>
     <w:p>
       <w:pPr>
@@ -5402,7 +5538,7 @@
         <w:keepNext/>
         <w:spacing w:after="140" w:before="280" w:line="360" w:lineRule="atLeast"/>
       </w:pPr>
-      <w:bookmarkStart w:id="100007" w:name="_Toc100007"/>
+      <w:bookmarkStart w:id="100008" w:name="_Toc100008"/>
       <w:r>
         <w:rPr>
           <w:rFonts w:ascii="Calibri" w:eastAsia="SimHei"/>
@@ -5414,7 +5550,7 @@
         </w:rPr>
         <w:t xml:space="preserve">1.4 评估这一版</w:t>
       </w:r>
-      <w:bookmarkEnd w:id="100007"/>
+      <w:bookmarkEnd w:id="100008"/>
     </w:p>
     <w:p>
       <w:pPr>
@@ -5606,7 +5742,7 @@
         <w:keepNext/>
         <w:spacing w:after="140" w:before="280" w:line="360" w:lineRule="atLeast"/>
       </w:pPr>
-      <w:bookmarkStart w:id="100008" w:name="_Toc100008"/>
+      <w:bookmarkStart w:id="100009" w:name="_Toc100009"/>
       <w:r>
         <w:rPr>
           <w:rFonts w:ascii="Calibri" w:eastAsia="SimHei"/>
@@ -5618,7 +5754,7 @@
         </w:rPr>
         <w:t xml:space="preserve">1.5 工程复盘：为什么你的 RAG "看起来笨"</w:t>
       </w:r>
-      <w:bookmarkEnd w:id="100008"/>
+      <w:bookmarkEnd w:id="100009"/>
     </w:p>
     <w:p>
       <w:pPr>
@@ -5691,7 +5827,7 @@
         <w:pageBreakBefore/>
         <w:spacing w:after="200" w:before="360" w:line="400" w:lineRule="atLeast"/>
       </w:pPr>
-      <w:bookmarkStart w:id="100009" w:name="_Toc100009"/>
+      <w:bookmarkStart w:id="100010" w:name="_Toc100010"/>
       <w:r>
         <w:rPr>
           <w:rFonts w:ascii="Calibri" w:eastAsia="SimHei"/>
@@ -5703,7 +5839,7 @@
         </w:rPr>
         <w:t xml:space="preserve">第二章 项目二：多轮客服 Agent（记忆 + 人工升级）</w:t>
       </w:r>
-      <w:bookmarkEnd w:id="100009"/>
+      <w:bookmarkEnd w:id="100010"/>
     </w:p>
     <w:p>
       <w:pPr>
@@ -5711,7 +5847,7 @@
         <w:keepNext/>
         <w:spacing w:after="140" w:before="280" w:line="360" w:lineRule="atLeast"/>
       </w:pPr>
-      <w:bookmarkStart w:id="100010" w:name="_Toc100010"/>
+      <w:bookmarkStart w:id="100011" w:name="_Toc100011"/>
       <w:r>
         <w:rPr>
           <w:rFonts w:ascii="Calibri" w:eastAsia="SimHei"/>
@@ -5723,7 +5859,7 @@
         </w:rPr>
         <w:t xml:space="preserve">2.1 从"问答"到"对话"：缺什么</w:t>
       </w:r>
-      <w:bookmarkEnd w:id="100010"/>
+      <w:bookmarkEnd w:id="100011"/>
     </w:p>
     <w:p>
       <w:pPr>
@@ -5763,7 +5899,7 @@
         <w:keepNext/>
         <w:spacing w:after="140" w:before="280" w:line="360" w:lineRule="atLeast"/>
       </w:pPr>
-      <w:bookmarkStart w:id="100011" w:name="_Toc100011"/>
+      <w:bookmarkStart w:id="100012" w:name="_Toc100012"/>
       <w:r>
         <w:rPr>
           <w:rFonts w:ascii="Calibri" w:eastAsia="SimHei"/>
@@ -5775,7 +5911,7 @@
         </w:rPr>
         <w:t xml:space="preserve">2.2 加入会话与用户记忆</w:t>
       </w:r>
-      <w:bookmarkEnd w:id="100011"/>
+      <w:bookmarkEnd w:id="100012"/>
     </w:p>
     <w:p>
       <w:pPr>
@@ -6475,7 +6611,7 @@
         <w:keepNext/>
         <w:spacing w:after="140" w:before="280" w:line="360" w:lineRule="atLeast"/>
       </w:pPr>
-      <w:bookmarkStart w:id="100012" w:name="_Toc100012"/>
+      <w:bookmarkStart w:id="100013" w:name="_Toc100013"/>
       <w:r>
         <w:rPr>
           <w:rFonts w:ascii="Calibri" w:eastAsia="SimHei"/>
@@ -6487,7 +6623,7 @@
         </w:rPr>
         <w:t xml:space="preserve">2.3 用 LangGraph 搭建状态化流程</w:t>
       </w:r>
-      <w:bookmarkEnd w:id="100012"/>
+      <w:bookmarkEnd w:id="100013"/>
     </w:p>
     <w:p>
       <w:pPr>
@@ -8067,7 +8203,7 @@
         <w:keepNext/>
         <w:spacing w:after="140" w:before="280" w:line="360" w:lineRule="atLeast"/>
       </w:pPr>
-      <w:bookmarkStart w:id="100013" w:name="_Toc100013"/>
+      <w:bookmarkStart w:id="100014" w:name="_Toc100014"/>
       <w:r>
         <w:rPr>
           <w:rFonts w:ascii="Calibri" w:eastAsia="SimHei"/>
@@ -8079,7 +8215,7 @@
         </w:rPr>
         <w:t xml:space="preserve">2.4 评估与人工升级闭环</w:t>
       </w:r>
-      <w:bookmarkEnd w:id="100013"/>
+      <w:bookmarkEnd w:id="100014"/>
     </w:p>
     <w:p>
       <w:pPr>
@@ -8151,7 +8287,7 @@
         <w:keepNext/>
         <w:spacing w:after="140" w:before="280" w:line="360" w:lineRule="atLeast"/>
       </w:pPr>
-      <w:bookmarkStart w:id="100014" w:name="_Toc100014"/>
+      <w:bookmarkStart w:id="100015" w:name="_Toc100015"/>
       <w:r>
         <w:rPr>
           <w:rFonts w:ascii="Calibri" w:eastAsia="SimHei"/>
@@ -8163,7 +8299,7 @@
         </w:rPr>
         <w:t xml:space="preserve">2.5 工程复盘：状态图为什么比 if-else 强</w:t>
       </w:r>
-      <w:bookmarkEnd w:id="100014"/>
+      <w:bookmarkEnd w:id="100015"/>
     </w:p>
     <w:p>
       <w:pPr>
@@ -8236,7 +8372,7 @@
         <w:pageBreakBefore/>
         <w:spacing w:after="200" w:before="360" w:line="400" w:lineRule="atLeast"/>
       </w:pPr>
-      <w:bookmarkStart w:id="100015" w:name="_Toc100015"/>
+      <w:bookmarkStart w:id="100016" w:name="_Toc100016"/>
       <w:r>
         <w:rPr>
           <w:rFonts w:ascii="Calibri" w:eastAsia="SimHei"/>
@@ -8248,7 +8384,7 @@
         </w:rPr>
         <w:t xml:space="preserve">第三章 项目三：工具调用 Agent（让 Agent 真正办事）</w:t>
       </w:r>
-      <w:bookmarkEnd w:id="100015"/>
+      <w:bookmarkEnd w:id="100016"/>
     </w:p>
     <w:p>
       <w:pPr>
@@ -8256,7 +8392,7 @@
         <w:keepNext/>
         <w:spacing w:after="140" w:before="280" w:line="360" w:lineRule="atLeast"/>
       </w:pPr>
-      <w:bookmarkStart w:id="100016" w:name="_Toc100016"/>
+      <w:bookmarkStart w:id="100017" w:name="_Toc100017"/>
       <w:r>
         <w:rPr>
           <w:rFonts w:ascii="Calibri" w:eastAsia="SimHei"/>
@@ -8268,7 +8404,7 @@
         </w:rPr>
         <w:t xml:space="preserve">3.1 项目目标：从"会聊"到"会做"</w:t>
       </w:r>
-      <w:bookmarkEnd w:id="100016"/>
+      <w:bookmarkEnd w:id="100017"/>
     </w:p>
     <w:p>
       <w:pPr>
@@ -8308,7 +8444,7 @@
         <w:keepNext/>
         <w:spacing w:after="140" w:before="280" w:line="360" w:lineRule="atLeast"/>
       </w:pPr>
-      <w:bookmarkStart w:id="100017" w:name="_Toc100017"/>
+      <w:bookmarkStart w:id="100018" w:name="_Toc100018"/>
       <w:r>
         <w:rPr>
           <w:rFonts w:ascii="Calibri" w:eastAsia="SimHei"/>
@@ -8320,7 +8456,7 @@
         </w:rPr>
         <w:t xml:space="preserve">3.2 Function Calling 落地</w:t>
       </w:r>
-      <w:bookmarkEnd w:id="100017"/>
+      <w:bookmarkEnd w:id="100018"/>
     </w:p>
     <w:p>
       <w:pPr>
@@ -9820,7 +9956,7 @@
         <w:keepNext/>
         <w:spacing w:after="140" w:before="280" w:line="360" w:lineRule="atLeast"/>
       </w:pPr>
-      <w:bookmarkStart w:id="100018" w:name="_Toc100018"/>
+      <w:bookmarkStart w:id="100019" w:name="_Toc100019"/>
       <w:r>
         <w:rPr>
           <w:rFonts w:ascii="Calibri" w:eastAsia="SimHei"/>
@@ -9832,7 +9968,7 @@
         </w:rPr>
         <w:t xml:space="preserve">3.3 可观测与安全增强</w:t>
       </w:r>
-      <w:bookmarkEnd w:id="100018"/>
+      <w:bookmarkEnd w:id="100019"/>
     </w:p>
     <w:p>
       <w:pPr>
@@ -9872,7 +10008,7 @@
         <w:keepNext/>
         <w:spacing w:after="140" w:before="280" w:line="360" w:lineRule="atLeast"/>
       </w:pPr>
-      <w:bookmarkStart w:id="100019" w:name="_Toc100019"/>
+      <w:bookmarkStart w:id="100020" w:name="_Toc100020"/>
       <w:r>
         <w:rPr>
           <w:rFonts w:ascii="Calibri" w:eastAsia="SimHei"/>
@@ -9884,7 +10020,7 @@
         </w:rPr>
         <w:t xml:space="preserve">3.4 升级为 MCP Server</w:t>
       </w:r>
-      <w:bookmarkEnd w:id="100019"/>
+      <w:bookmarkEnd w:id="100020"/>
     </w:p>
     <w:p>
       <w:pPr>
@@ -10336,7 +10472,7 @@
         <w:keepNext/>
         <w:spacing w:after="140" w:before="280" w:line="360" w:lineRule="atLeast"/>
       </w:pPr>
-      <w:bookmarkStart w:id="100020" w:name="_Toc100020"/>
+      <w:bookmarkStart w:id="100021" w:name="_Toc100021"/>
       <w:r>
         <w:rPr>
           <w:rFonts w:ascii="Calibri" w:eastAsia="SimHei"/>
@@ -10348,7 +10484,7 @@
         </w:rPr>
         <w:t xml:space="preserve">3.5 工程复盘：从"能调工具"到"可靠地调工具"</w:t>
       </w:r>
-      <w:bookmarkEnd w:id="100020"/>
+      <w:bookmarkEnd w:id="100021"/>
     </w:p>
     <w:p>
       <w:pPr>
@@ -10421,7 +10557,7 @@
         <w:pageBreakBefore/>
         <w:spacing w:after="200" w:before="360" w:line="400" w:lineRule="atLeast"/>
       </w:pPr>
-      <w:bookmarkStart w:id="100021" w:name="_Toc100021"/>
+      <w:bookmarkStart w:id="100022" w:name="_Toc100022"/>
       <w:r>
         <w:rPr>
           <w:rFonts w:ascii="Calibri" w:eastAsia="SimHei"/>
@@ -10433,7 +10569,7 @@
         </w:rPr>
         <w:t xml:space="preserve">第四章 项目四：多智能体协作（分诊-研究-审核）</w:t>
       </w:r>
-      <w:bookmarkEnd w:id="100021"/>
+      <w:bookmarkEnd w:id="100022"/>
     </w:p>
     <w:p>
       <w:pPr>
@@ -10441,7 +10577,7 @@
         <w:keepNext/>
         <w:spacing w:after="140" w:before="280" w:line="360" w:lineRule="atLeast"/>
       </w:pPr>
-      <w:bookmarkStart w:id="100022" w:name="_Toc100022"/>
+      <w:bookmarkStart w:id="100023" w:name="_Toc100023"/>
       <w:r>
         <w:rPr>
           <w:rFonts w:ascii="Calibri" w:eastAsia="SimHei"/>
@@ -10453,7 +10589,7 @@
         </w:rPr>
         <w:t xml:space="preserve">4.1 项目目标：为什么单 Agent 不够</w:t>
       </w:r>
-      <w:bookmarkEnd w:id="100022"/>
+      <w:bookmarkEnd w:id="100023"/>
     </w:p>
     <w:p>
       <w:pPr>
@@ -10566,7 +10702,7 @@
         <w:keepNext/>
         <w:spacing w:after="140" w:before="280" w:line="360" w:lineRule="atLeast"/>
       </w:pPr>
-      <w:bookmarkStart w:id="100023" w:name="_Toc100023"/>
+      <w:bookmarkStart w:id="100024" w:name="_Toc100024"/>
       <w:r>
         <w:rPr>
           <w:rFonts w:ascii="Calibri" w:eastAsia="SimHei"/>
@@ -10578,7 +10714,7 @@
         </w:rPr>
         <w:t xml:space="preserve">4.2 用 LangGraph 编排多智能体</w:t>
       </w:r>
-      <w:bookmarkEnd w:id="100023"/>
+      <w:bookmarkEnd w:id="100024"/>
     </w:p>
     <w:p>
       <w:pPr>
@@ -12018,7 +12154,7 @@
         <w:keepNext/>
         <w:spacing w:after="140" w:before="280" w:line="360" w:lineRule="atLeast"/>
       </w:pPr>
-      <w:bookmarkStart w:id="100024" w:name="_Toc100024"/>
+      <w:bookmarkStart w:id="100025" w:name="_Toc100025"/>
       <w:r>
         <w:rPr>
           <w:rFonts w:ascii="Calibri" w:eastAsia="SimHei"/>
@@ -12030,7 +12166,7 @@
         </w:rPr>
         <w:t xml:space="preserve">4.3 多智能体的成本与调试</w:t>
       </w:r>
-      <w:bookmarkEnd w:id="100024"/>
+      <w:bookmarkEnd w:id="100025"/>
     </w:p>
     <w:p>
       <w:pPr>
@@ -12045,7 +12181,7 @@
           <w:sz w:val="24"/>
           <w:szCs w:val="24"/>
         </w:rPr>
-        <w:t xml:space="preserve">多智能体不是免费的午餐：三个 Agent 各跑一遍 LLM，成本约为单 Agent 的 2-3 倍（卷13/卷18）。工程上控制成本的手段：模型分级（分诊用最便宜小模型，研究用中档，审核用强模型或同款低温度——审核比生成更需要判断力，卷18 路由）；上下文精简（传给审核的只有草稿+问题，不是全部检索内容）；并行优化（可并行的研究任务用 LangGraph 的 fan-out，卷13 §3.6）。</w:t>
+        <w:t xml:space="preserve">多智能体不是免费的午餐：三个 Agent 各跑一遍 LLM，成本约为单 Agent 的 2-3 倍（卷13/卷18）。工程上控制成本的手段：模型分级（分诊用最便宜小模型，研究用中档，审核用强模型或同款低温度——审核比生成更需要判断力，卷18 路由）；上下文精简（传给审核的只有草稿+问题，不是全部检索内容）；并行优化（可并行的研究任务用 LangGraph 的 fan-out，卷13 §3.7）。</w:t>
       </w:r>
     </w:p>
     <w:p>
@@ -12102,7 +12238,7 @@
         <w:keepNext/>
         <w:spacing w:after="140" w:before="280" w:line="360" w:lineRule="atLeast"/>
       </w:pPr>
-      <w:bookmarkStart w:id="100025" w:name="_Toc100025"/>
+      <w:bookmarkStart w:id="100026" w:name="_Toc100026"/>
       <w:r>
         <w:rPr>
           <w:rFonts w:ascii="Calibri" w:eastAsia="SimHei"/>
@@ -12114,7 +12250,7 @@
         </w:rPr>
         <w:t xml:space="preserve">4.4 工程复盘：多智能体的三大反模式</w:t>
       </w:r>
-      <w:bookmarkEnd w:id="100025"/>
+      <w:bookmarkEnd w:id="100026"/>
     </w:p>
     <w:p>
       <w:pPr>
@@ -12187,7 +12323,7 @@
         <w:pageBreakBefore/>
         <w:spacing w:after="200" w:before="360" w:line="400" w:lineRule="atLeast"/>
       </w:pPr>
-      <w:bookmarkStart w:id="100026" w:name="_Toc100026"/>
+      <w:bookmarkStart w:id="100027" w:name="_Toc100027"/>
       <w:r>
         <w:rPr>
           <w:rFonts w:ascii="Calibri" w:eastAsia="SimHei"/>
@@ -12199,7 +12335,7 @@
         </w:rPr>
         <w:t xml:space="preserve">第五章 项目五：多模态客服雏形（接入视觉）</w:t>
       </w:r>
-      <w:bookmarkEnd w:id="100026"/>
+      <w:bookmarkEnd w:id="100027"/>
     </w:p>
     <w:p>
       <w:pPr>
@@ -12207,7 +12343,7 @@
         <w:keepNext/>
         <w:spacing w:after="140" w:before="280" w:line="360" w:lineRule="atLeast"/>
       </w:pPr>
-      <w:bookmarkStart w:id="100027" w:name="_Toc100027"/>
+      <w:bookmarkStart w:id="100028" w:name="_Toc100028"/>
       <w:r>
         <w:rPr>
           <w:rFonts w:ascii="Calibri" w:eastAsia="SimHei"/>
@@ -12219,7 +12355,7 @@
         </w:rPr>
         <w:t xml:space="preserve">5.1 项目目标：让客服 Agent "看"用户发来的图</w:t>
       </w:r>
-      <w:bookmarkEnd w:id="100027"/>
+      <w:bookmarkEnd w:id="100028"/>
     </w:p>
     <w:p>
       <w:pPr>
@@ -12259,7 +12395,7 @@
         <w:keepNext/>
         <w:spacing w:after="140" w:before="280" w:line="360" w:lineRule="atLeast"/>
       </w:pPr>
-      <w:bookmarkStart w:id="100028" w:name="_Toc100028"/>
+      <w:bookmarkStart w:id="100029" w:name="_Toc100029"/>
       <w:r>
         <w:rPr>
           <w:rFonts w:ascii="Calibri" w:eastAsia="SimHei"/>
@@ -12271,7 +12407,7 @@
         </w:rPr>
         <w:t xml:space="preserve">5.2 图像预处理管道接入</w:t>
       </w:r>
-      <w:bookmarkEnd w:id="100028"/>
+      <w:bookmarkEnd w:id="100029"/>
     </w:p>
     <w:p>
       <w:pPr>
@@ -13131,7 +13267,7 @@
         <w:keepNext/>
         <w:spacing w:after="140" w:before="280" w:line="360" w:lineRule="atLeast"/>
       </w:pPr>
-      <w:bookmarkStart w:id="100029" w:name="_Toc100029"/>
+      <w:bookmarkStart w:id="100030" w:name="_Toc100030"/>
       <w:r>
         <w:rPr>
           <w:rFonts w:ascii="Calibri" w:eastAsia="SimHei"/>
@@ -13143,7 +13279,7 @@
         </w:rPr>
         <w:t xml:space="preserve">5.3 让对话带上图</w:t>
       </w:r>
-      <w:bookmarkEnd w:id="100029"/>
+      <w:bookmarkEnd w:id="100030"/>
     </w:p>
     <w:p>
       <w:pPr>
@@ -13403,7 +13539,7 @@
         <w:keepNext/>
         <w:spacing w:after="140" w:before="280" w:line="360" w:lineRule="atLeast"/>
       </w:pPr>
-      <w:bookmarkStart w:id="100030" w:name="_Toc100030"/>
+      <w:bookmarkStart w:id="100031" w:name="_Toc100031"/>
       <w:r>
         <w:rPr>
           <w:rFonts w:ascii="Calibri" w:eastAsia="SimHei"/>
@@ -13415,7 +13551,7 @@
         </w:rPr>
         <w:t xml:space="preserve">5.4 工程复盘：多模态的"脏输入"与兜底设计</w:t>
       </w:r>
-      <w:bookmarkEnd w:id="100030"/>
+      <w:bookmarkEnd w:id="100031"/>
     </w:p>
     <w:p>
       <w:pPr>
@@ -13456,7 +13592,7 @@
         <w:pageBreakBefore/>
         <w:spacing w:after="200" w:before="360" w:line="400" w:lineRule="atLeast"/>
       </w:pPr>
-      <w:bookmarkStart w:id="100031" w:name="_Toc100031"/>
+      <w:bookmarkStart w:id="100032" w:name="_Toc100032"/>
       <w:r>
         <w:rPr>
           <w:rFonts w:ascii="Calibri" w:eastAsia="SimHei"/>
@@ -13468,7 +13604,7 @@
         </w:rPr>
         <w:t xml:space="preserve">第六章 收束：把五个项目合成一套可生长底座</w:t>
       </w:r>
-      <w:bookmarkEnd w:id="100031"/>
+      <w:bookmarkEnd w:id="100032"/>
     </w:p>
     <w:p>
       <w:pPr>
@@ -13476,7 +13612,7 @@
         <w:keepNext/>
         <w:spacing w:after="140" w:before="280" w:line="360" w:lineRule="atLeast"/>
       </w:pPr>
-      <w:bookmarkStart w:id="100032" w:name="_Toc100032"/>
+      <w:bookmarkStart w:id="100033" w:name="_Toc100033"/>
       <w:r>
         <w:rPr>
           <w:rFonts w:ascii="Calibri" w:eastAsia="SimHei"/>
@@ -13488,7 +13624,7 @@
         </w:rPr>
         <w:t xml:space="preserve">6.1 五项目的合体架构</w:t>
       </w:r>
-      <w:bookmarkEnd w:id="100032"/>
+      <w:bookmarkEnd w:id="100033"/>
     </w:p>
     <w:p>
       <w:pPr>
@@ -14335,7 +14471,7 @@
         <w:keepNext/>
         <w:spacing w:after="140" w:before="280" w:line="360" w:lineRule="atLeast"/>
       </w:pPr>
-      <w:bookmarkStart w:id="100033" w:name="_Toc100033"/>
+      <w:bookmarkStart w:id="100034" w:name="_Toc100034"/>
       <w:r>
         <w:rPr>
           <w:rFonts w:ascii="Calibri" w:eastAsia="SimHei"/>
@@ -14347,7 +14483,7 @@
         </w:rPr>
         <w:t xml:space="preserve">6.1 五个项目的"错误博物馆"：失败模式总表</w:t>
       </w:r>
-      <w:bookmarkEnd w:id="100033"/>
+      <w:bookmarkEnd w:id="100034"/>
     </w:p>
     <w:p>
       <w:pPr>
@@ -15706,7 +15842,7 @@
         <w:keepNext/>
         <w:spacing w:after="140" w:before="280" w:line="360" w:lineRule="atLeast"/>
       </w:pPr>
-      <w:bookmarkStart w:id="100034" w:name="_Toc100034"/>
+      <w:bookmarkStart w:id="100035" w:name="_Toc100035"/>
       <w:r>
         <w:rPr>
           <w:rFonts w:ascii="Calibri" w:eastAsia="SimHei"/>
@@ -15718,7 +15854,7 @@
         </w:rPr>
         <w:t xml:space="preserve">6.2 生产化改造清单（从 Demo 到上线）</w:t>
       </w:r>
-      <w:bookmarkEnd w:id="100034"/>
+      <w:bookmarkEnd w:id="100035"/>
     </w:p>
     <w:p>
       <w:pPr>
@@ -15872,7 +16008,7 @@
         <w:keepNext/>
         <w:spacing w:after="140" w:before="280" w:line="360" w:lineRule="atLeast"/>
       </w:pPr>
-      <w:bookmarkStart w:id="100035" w:name="_Toc100035"/>
+      <w:bookmarkStart w:id="100036" w:name="_Toc100036"/>
       <w:r>
         <w:rPr>
           <w:rFonts w:ascii="Calibri" w:eastAsia="SimHei"/>
@@ -15884,7 +16020,7 @@
         </w:rPr>
         <w:t xml:space="preserve">6.3 结语：从手册到工程师</w:t>
       </w:r>
-      <w:bookmarkEnd w:id="100035"/>
+      <w:bookmarkEnd w:id="100036"/>
     </w:p>
     <w:p>
       <w:pPr>
@@ -15940,7 +16076,7 @@
         <w:keepNext/>
         <w:spacing w:after="200" w:before="360" w:line="400" w:lineRule="atLeast"/>
       </w:pPr>
-      <w:bookmarkStart w:id="100036" w:name="_Toc100036"/>
+      <w:bookmarkStart w:id="100037" w:name="_Toc100037"/>
       <w:r>
         <w:rPr>
           <w:rFonts w:ascii="Calibri" w:eastAsia="SimHei"/>
@@ -15952,7 +16088,7 @@
         </w:rPr>
         <w:t xml:space="preserve">本卷小结</w:t>
       </w:r>
-      <w:bookmarkEnd w:id="100036"/>
+      <w:bookmarkEnd w:id="100037"/>
     </w:p>
     <w:p>
       <w:pPr>
@@ -15976,7 +16112,7 @@
         <w:keepNext/>
         <w:spacing w:after="200" w:before="360" w:line="400" w:lineRule="atLeast"/>
       </w:pPr>
-      <w:bookmarkStart w:id="100037" w:name="_Toc100037"/>
+      <w:bookmarkStart w:id="100038" w:name="_Toc100038"/>
       <w:r>
         <w:rPr>
           <w:rFonts w:ascii="Calibri" w:eastAsia="SimHei"/>
@@ -15988,7 +16124,7 @@
         </w:rPr>
         <w:t xml:space="preserve">思考与练习</w:t>
       </w:r>
-      <w:bookmarkEnd w:id="100037"/>
+      <w:bookmarkEnd w:id="100038"/>
     </w:p>
     <w:p>
       <w:pPr>
@@ -16091,7 +16227,7 @@
         <w:keepNext/>
         <w:spacing w:after="200" w:before="360" w:line="400" w:lineRule="atLeast"/>
       </w:pPr>
-      <w:bookmarkStart w:id="100038" w:name="_Toc100038"/>
+      <w:bookmarkStart w:id="100039" w:name="_Toc100039"/>
       <w:r>
         <w:rPr>
           <w:rFonts w:ascii="Calibri" w:eastAsia="SimHei"/>
@@ -16103,7 +16239,7 @@
         </w:rPr>
         <w:t xml:space="preserve">全系列结语</w:t>
       </w:r>
-      <w:bookmarkEnd w:id="100038"/>
+      <w:bookmarkEnd w:id="100039"/>
     </w:p>
     <w:p>
       <w:pPr>

--- a/downloads/卷19 实战篇·终：端到端动手项目——把整套手册串成肌肉记忆.docx
+++ b/downloads/卷19 实战篇·终：端到端动手项目——把整套手册串成肌肉记忆.docx
@@ -3464,7 +3464,7 @@
           <w:sz w:val="24"/>
           <w:szCs w:val="24"/>
         </w:rPr>
-        <w:t xml:space="preserve">动手做本卷五个项目之前，先花十分钟把"AI 编程助手"纳入你的开发流——这不是可选项：如今 Agent 工程师岗位的任职要求里，"熟练使用 Cursor、Claude Code 等 AI 原生工具"几乎是标配。更重要的是，你接下来要开发的系统本身就是 Agent，**先用别人做的 Agent 改造自己的工作流，是理解 Agent 能力边界最直接的途径**：你会亲身感受到它什么时候帮上大忙、什么时候一本正经地把你带进沟里。</w:t>
+        <w:t xml:space="preserve">动手做本卷五个项目之前，先花十分钟把"AI 编程助手"纳入你的开发流——这不是可选项：如今 Agent 工程师岗位的任职要求里，"熟练使用 Cursor、Claude Code 等 AI 原生工具"几乎是标配。更重要的是，你接下来要开发的系统本身就是 Agent，先用别人做的 Agent 改造自己的工作流，是理解 Agent 能力边界最直接的途径：你会亲身感受到它什么时候帮上大忙、什么时候一本正经地把你带进沟里。</w:t>
       </w:r>
     </w:p>
     <w:p>
@@ -3480,7 +3480,7 @@
           <w:sz w:val="24"/>
           <w:szCs w:val="24"/>
         </w:rPr>
-        <w:t xml:space="preserve">市面上的编程助手可以分成三类，定位各不相同。**① 补全型**（GitHub Copilot、Codeium 等）：以 IDE 内联补全为主，写代码时逐段提示，适合熟练之后提速；**② AI 编辑器**（Cursor、Windsurf 等）：把整个代码库作为上下文，支持"多文件改写、按自然语言重构、问答式理解代码"，适合中等规模改造与代码库导航；**③ 终端 Agent 型**（Claude Code、OpenAI Codex CLI、Aider 等）：在终端里接收任务，自主读写文件、运行命令与测试、迭代修复——它本身就是你后面要讲的那种 Agent（工具调用 + 循环 + 反馈），只是工具集换成了你的文件系统与 shell。</w:t>
+        <w:t xml:space="preserve">市面上的编程助手可以分成三类，定位各不相同。① 补全型（GitHub Copilot、Codeium 等）：以 IDE 内联补全为主，写代码时逐段提示，适合熟练之后提速；② AI 编辑器（Cursor、Windsurf 等）：把整个代码库作为上下文，支持"多文件改写、按自然语言重构、问答式理解代码"，适合中等规模改造与代码库导航；③ 终端 Agent 型（Claude Code、OpenAI Codex CLI、Aider 等）：在终端里接收任务，自主读写文件、运行命令与测试、迭代修复——它本身就是你后面要讲的那种 Agent（工具调用 + 循环 + 反馈），只是工具集换成了你的文件系统与 shell。</w:t>
       </w:r>
     </w:p>
     <w:p>
@@ -3496,7 +3496,7 @@
           <w:sz w:val="24"/>
           <w:szCs w:val="24"/>
         </w:rPr>
-        <w:t xml:space="preserve">结合本卷的五个项目，编程助手最值得投入的用法有六种。**① 搭脚手架**：生成项目目录、FastAPI 路由骨架、依赖清单，省下样板时间；**② 解释代码**：把第三方库源码或本卷示例里没看懂的片段交给它逐行解释，比搜索更快；**③ 调试 trace**：把报错栈连同相关代码贴进去定位问题，对"工具调用参数错、类型不匹配"这类问题尤其有效；**④ 批量改写**：提示词模板重命名、SDK 版本迁移、给函数补类型标注；**⑤ 生成测试与评估用例**：让它基于实现写出测试与边界样例，你再审查补充——这正是卷15 评估实践的日常形态；**⑥ 写文档**：README、函数注释、变更说明。</w:t>
+        <w:t xml:space="preserve">结合本卷的五个项目，编程助手最值得投入的用法有六种。① 搭脚手架：生成项目目录、FastAPI 路由骨架、依赖清单，省下样板时间；② 解释代码：把第三方库源码或本卷示例里没看懂的片段交给它逐行解释，比搜索更快；③ 调试 trace：把报错栈连同相关代码贴进去定位问题，对"工具调用参数错、类型不匹配"这类问题尤其有效；④ 批量改写：提示词模板重命名、SDK 版本迁移、给函数补类型标注；⑤ 生成测试与评估用例：让它基于实现写出测试与边界样例，你再审查补充——这正是卷15 评估实践的日常形态；⑥ 写文档：README、函数注释、变更说明。</w:t>
       </w:r>
     </w:p>
     <w:p>
@@ -3512,7 +3512,7 @@
           <w:sz w:val="24"/>
           <w:szCs w:val="24"/>
         </w:rPr>
-        <w:t xml:space="preserve">但必须带上五条纪律，否则会踩坑。**① 它会出错，而且错得很自信**：生成的代码必须跑测试、必须人工审查，对"看起来对"的代码保持警惕。**② 别把秘密喂给云端助手**：API Key、生产数据、客户信息不要出现在提示词里（卷16 的数据边界同样适用于你的开发工具）。**③ 权限与沙箱意识**：终端 Agent 能改文件、能执行命令——在重要仓库里使用前，先确认它的权限范围与撤销机制，读懂它请求的每一项操作再批准。**④ 它救不了"模型行为类"问题**：检索质量差、提示词不稳、Agent 死循环，这些不是"写错代码"，而是本手册各卷的方法论问题（评估、上下文工程、循环控制）；编程助手能帮你改代码，不能替你设计方案。**⑤ 学习目的优先**：五个项目的核心逻辑建议亲手写——让助手搭骨架、查资料、当陪练，而不是替你完成作业；**你亲手调试过的每一个坑，才是这套手册真正要给你的东西**。</w:t>
+        <w:t xml:space="preserve">但必须带上五条纪律，否则会踩坑。① 它会出错，而且错得很自信：生成的代码必须跑测试、必须人工审查，对"看起来对"的代码保持警惕。② 别把秘密喂给云端助手：API Key、生产数据、客户信息不要出现在提示词里（卷16 的数据边界同样适用于你的开发工具）。③ 权限与沙箱意识：终端 Agent 能改文件、能执行命令——在重要仓库里使用前，先确认它的权限范围与撤销机制，读懂它请求的每一项操作再批准。④ 它救不了"模型行为类"问题：检索质量差、提示词不稳、Agent 死循环，这些不是"写错代码"，而是本手册各卷的方法论问题（评估、上下文工程、循环控制）；编程助手能帮你改代码，不能替你设计方案。⑤ 学习目的优先：五个项目的核心逻辑建议亲手写——让助手搭骨架、查资料、当陪练，而不是替你完成作业；你亲手调试过的每一个坑，才是这套手册真正要给你的东西。</w:t>
       </w:r>
     </w:p>
     <w:p>
@@ -3528,7 +3528,7 @@
           <w:sz w:val="24"/>
           <w:szCs w:val="24"/>
         </w:rPr>
-        <w:t xml:space="preserve">最后一个迁移性极强的习惯：**把"给助手写清楚需求"当作提示词工程的日常练习**。你会自然发现，让编程助手干好活所需的技巧——给足上下文、说明验收标准、拆解任务、要求它先给方案再动手、出错时贴证据而不是空抱怨——与卷七的提示词工程、卷十二的任务分解完全同构。反过来，用 Agent 的经验也会让你更会给助手派活。两种能力互相喂养，这是 Agent 工程师在这个行业里最朴素也最实用的复利。</w:t>
+        <w:t xml:space="preserve">最后一个迁移性极强的习惯：把"给助手写清楚需求"当作提示词工程的日常练习。你会自然发现，让编程助手干好活所需的技巧——给足上下文、说明验收标准、拆解任务、要求它先给方案再动手、出错时贴证据而不是空抱怨——与卷七的提示词工程、卷十二的任务分解完全同构。反过来，用 Agent 的经验也会让你更会给助手派活。两种能力互相喂养，这是 Agent 工程师在这个行业里最朴素也最实用的复利。</w:t>
       </w:r>
     </w:p>
     <w:p>

--- a/downloads/卷19 实战篇·终：端到端动手项目——把整套手册串成肌肉记忆.docx
+++ b/downloads/卷19 实战篇·终：端到端动手项目——把整套手册串成肌肉记忆.docx
@@ -1906,6 +1906,401 @@
               <w:rPr>
                 <w:rStyle w:val="Hyperlink"/>
               </w:rPr>
+              <w:t>面试题精选（附参考答案）</w:t>
+            </w:r>
+            <w:r>
+              <w:tab/>
+            </w:r>
+            <w:r>
+              <w:fldChar w:fldCharType="begin"/>
+            </w:r>
+            <w:r>
+              <w:instrText xml:space="preserve"> PAGEREF _Toc100039 \h </w:instrText>
+            </w:r>
+            <w:r>
+              <w:fldChar w:fldCharType="separate"/>
+            </w:r>
+            <w:r>
+              <w:t>75</w:t>
+            </w:r>
+            <w:r>
+              <w:fldChar w:fldCharType="end"/>
+            </w:r>
+          </w:hyperlink>
+        </w:p>
+        <w:p>
+          <w:pPr>
+            <w:pStyle w:val="11"/>
+            <w:ind w:left="360"/>
+            <w:tabs>
+              <w:tab w:val="right" w:leader="dot" w:pos="9026"/>
+            </w:tabs>
+            <w:spacing w:before="120" w:after="60"/>
+          </w:pPr>
+          <w:hyperlink w:anchor="_Toc100040" w:history="1">
+            <w:r>
+              <w:rPr>
+                <w:rStyle w:val="Hyperlink"/>
+              </w:rPr>
+              <w:t>题1　五个项目分别串起了哪些卷次知识，递进逻辑是什么？</w:t>
+            </w:r>
+            <w:r>
+              <w:tab/>
+            </w:r>
+            <w:r>
+              <w:fldChar w:fldCharType="begin"/>
+            </w:r>
+            <w:r>
+              <w:instrText xml:space="preserve"> PAGEREF _Toc100040 \h </w:instrText>
+            </w:r>
+            <w:r>
+              <w:fldChar w:fldCharType="separate"/>
+            </w:r>
+            <w:r>
+              <w:t>75</w:t>
+            </w:r>
+            <w:r>
+              <w:fldChar w:fldCharType="end"/>
+            </w:r>
+          </w:hyperlink>
+        </w:p>
+        <w:p>
+          <w:pPr>
+            <w:pStyle w:val="11"/>
+            <w:ind w:left="360"/>
+            <w:tabs>
+              <w:tab w:val="right" w:leader="dot" w:pos="9026"/>
+            </w:tabs>
+            <w:spacing w:before="120" w:after="60"/>
+          </w:pPr>
+          <w:hyperlink w:anchor="_Toc100041" w:history="1">
+            <w:r>
+              <w:rPr>
+                <w:rStyle w:val="Hyperlink"/>
+              </w:rPr>
+              <w:t>题2　项目一为什么坚持"先建评估集再调参"？</w:t>
+            </w:r>
+            <w:r>
+              <w:tab/>
+            </w:r>
+            <w:r>
+              <w:fldChar w:fldCharType="begin"/>
+            </w:r>
+            <w:r>
+              <w:instrText xml:space="preserve"> PAGEREF _Toc100041 \h </w:instrText>
+            </w:r>
+            <w:r>
+              <w:fldChar w:fldCharType="separate"/>
+            </w:r>
+            <w:r>
+              <w:t>76</w:t>
+            </w:r>
+            <w:r>
+              <w:fldChar w:fldCharType="end"/>
+            </w:r>
+          </w:hyperlink>
+        </w:p>
+        <w:p>
+          <w:pPr>
+            <w:pStyle w:val="11"/>
+            <w:ind w:left="360"/>
+            <w:tabs>
+              <w:tab w:val="right" w:leader="dot" w:pos="9026"/>
+            </w:tabs>
+            <w:spacing w:before="120" w:after="60"/>
+          </w:pPr>
+          <w:hyperlink w:anchor="_Toc100042" w:history="1">
+            <w:r>
+              <w:rPr>
+                <w:rStyle w:val="Hyperlink"/>
+              </w:rPr>
+              <w:t>题3　项目一的 RAG "看起来笨"，如何定位与调优？</w:t>
+            </w:r>
+            <w:r>
+              <w:tab/>
+            </w:r>
+            <w:r>
+              <w:fldChar w:fldCharType="begin"/>
+            </w:r>
+            <w:r>
+              <w:instrText xml:space="preserve"> PAGEREF _Toc100042 \h </w:instrText>
+            </w:r>
+            <w:r>
+              <w:fldChar w:fldCharType="separate"/>
+            </w:r>
+            <w:r>
+              <w:t>77</w:t>
+            </w:r>
+            <w:r>
+              <w:fldChar w:fldCharType="end"/>
+            </w:r>
+          </w:hyperlink>
+        </w:p>
+        <w:p>
+          <w:pPr>
+            <w:pStyle w:val="11"/>
+            <w:ind w:left="360"/>
+            <w:tabs>
+              <w:tab w:val="right" w:leader="dot" w:pos="9026"/>
+            </w:tabs>
+            <w:spacing w:before="120" w:after="60"/>
+          </w:pPr>
+          <w:hyperlink w:anchor="_Toc100043" w:history="1">
+            <w:r>
+              <w:rPr>
+                <w:rStyle w:val="Hyperlink"/>
+              </w:rPr>
+              <w:t>题4　客服 Agent 的两层记忆如何设计，各防什么坑？</w:t>
+            </w:r>
+            <w:r>
+              <w:tab/>
+            </w:r>
+            <w:r>
+              <w:fldChar w:fldCharType="begin"/>
+            </w:r>
+            <w:r>
+              <w:instrText xml:space="preserve"> PAGEREF _Toc100043 \h </w:instrText>
+            </w:r>
+            <w:r>
+              <w:fldChar w:fldCharType="separate"/>
+            </w:r>
+            <w:r>
+              <w:t>78</w:t>
+            </w:r>
+            <w:r>
+              <w:fldChar w:fldCharType="end"/>
+            </w:r>
+          </w:hyperlink>
+        </w:p>
+        <w:p>
+          <w:pPr>
+            <w:pStyle w:val="11"/>
+            <w:ind w:left="360"/>
+            <w:tabs>
+              <w:tab w:val="right" w:leader="dot" w:pos="9026"/>
+            </w:tabs>
+            <w:spacing w:before="120" w:after="60"/>
+          </w:pPr>
+          <w:hyperlink w:anchor="_Toc100044" w:history="1">
+            <w:r>
+              <w:rPr>
+                <w:rStyle w:val="Hyperlink"/>
+              </w:rPr>
+              <w:t>题5　人工升级（HITL）路径应如何设计？</w:t>
+            </w:r>
+            <w:r>
+              <w:tab/>
+            </w:r>
+            <w:r>
+              <w:fldChar w:fldCharType="begin"/>
+            </w:r>
+            <w:r>
+              <w:instrText xml:space="preserve"> PAGEREF _Toc100044 \h </w:instrText>
+            </w:r>
+            <w:r>
+              <w:fldChar w:fldCharType="separate"/>
+            </w:r>
+            <w:r>
+              <w:t>78</w:t>
+            </w:r>
+            <w:r>
+              <w:fldChar w:fldCharType="end"/>
+            </w:r>
+          </w:hyperlink>
+        </w:p>
+        <w:p>
+          <w:pPr>
+            <w:pStyle w:val="11"/>
+            <w:ind w:left="360"/>
+            <w:tabs>
+              <w:tab w:val="right" w:leader="dot" w:pos="9026"/>
+            </w:tabs>
+            <w:spacing w:before="120" w:after="60"/>
+          </w:pPr>
+          <w:hyperlink w:anchor="_Toc100045" w:history="1">
+            <w:r>
+              <w:rPr>
+                <w:rStyle w:val="Hyperlink"/>
+              </w:rPr>
+              <w:t>题6　工具调用的循环控制与错误恢复怎么实现？</w:t>
+            </w:r>
+            <w:r>
+              <w:tab/>
+            </w:r>
+            <w:r>
+              <w:fldChar w:fldCharType="begin"/>
+            </w:r>
+            <w:r>
+              <w:instrText xml:space="preserve"> PAGEREF _Toc100045 \h </w:instrText>
+            </w:r>
+            <w:r>
+              <w:fldChar w:fldCharType="separate"/>
+            </w:r>
+            <w:r>
+              <w:t>79</w:t>
+            </w:r>
+            <w:r>
+              <w:fldChar w:fldCharType="end"/>
+            </w:r>
+          </w:hyperlink>
+        </w:p>
+        <w:p>
+          <w:pPr>
+            <w:pStyle w:val="11"/>
+            <w:ind w:left="360"/>
+            <w:tabs>
+              <w:tab w:val="right" w:leader="dot" w:pos="9026"/>
+            </w:tabs>
+            <w:spacing w:before="120" w:after="60"/>
+          </w:pPr>
+          <w:hyperlink w:anchor="_Toc100046" w:history="1">
+            <w:r>
+              <w:rPr>
+                <w:rStyle w:val="Hyperlink"/>
+              </w:rPr>
+              <w:t>题7　从"能调工具"到"可靠地调工具"还差什么？</w:t>
+            </w:r>
+            <w:r>
+              <w:tab/>
+            </w:r>
+            <w:r>
+              <w:fldChar w:fldCharType="begin"/>
+            </w:r>
+            <w:r>
+              <w:instrText xml:space="preserve"> PAGEREF _Toc100046 \h </w:instrText>
+            </w:r>
+            <w:r>
+              <w:fldChar w:fldCharType="separate"/>
+            </w:r>
+            <w:r>
+              <w:t>80</w:t>
+            </w:r>
+            <w:r>
+              <w:fldChar w:fldCharType="end"/>
+            </w:r>
+          </w:hyperlink>
+        </w:p>
+        <w:p>
+          <w:pPr>
+            <w:pStyle w:val="11"/>
+            <w:ind w:left="360"/>
+            <w:tabs>
+              <w:tab w:val="right" w:leader="dot" w:pos="9026"/>
+            </w:tabs>
+            <w:spacing w:before="120" w:after="60"/>
+          </w:pPr>
+          <w:hyperlink w:anchor="_Toc100047" w:history="1">
+            <w:r>
+              <w:rPr>
+                <w:rStyle w:val="Hyperlink"/>
+              </w:rPr>
+              <w:t>题8　审核 Agent 的作用是什么，多智能体有哪些反模式？</w:t>
+            </w:r>
+            <w:r>
+              <w:tab/>
+            </w:r>
+            <w:r>
+              <w:fldChar w:fldCharType="begin"/>
+            </w:r>
+            <w:r>
+              <w:instrText xml:space="preserve"> PAGEREF _Toc100047 \h </w:instrText>
+            </w:r>
+            <w:r>
+              <w:fldChar w:fldCharType="separate"/>
+            </w:r>
+            <w:r>
+              <w:t>81</w:t>
+            </w:r>
+            <w:r>
+              <w:fldChar w:fldCharType="end"/>
+            </w:r>
+          </w:hyperlink>
+        </w:p>
+        <w:p>
+          <w:pPr>
+            <w:pStyle w:val="11"/>
+            <w:ind w:left="360"/>
+            <w:tabs>
+              <w:tab w:val="right" w:leader="dot" w:pos="9026"/>
+            </w:tabs>
+            <w:spacing w:before="120" w:after="60"/>
+          </w:pPr>
+          <w:hyperlink w:anchor="_Toc100048" w:history="1">
+            <w:r>
+              <w:rPr>
+                <w:rStyle w:val="Hyperlink"/>
+              </w:rPr>
+              <w:t>题9　OCR 与 VLM 双通道如何分工，冲突时信谁？</w:t>
+            </w:r>
+            <w:r>
+              <w:tab/>
+            </w:r>
+            <w:r>
+              <w:fldChar w:fldCharType="begin"/>
+            </w:r>
+            <w:r>
+              <w:instrText xml:space="preserve"> PAGEREF _Toc100048 \h </w:instrText>
+            </w:r>
+            <w:r>
+              <w:fldChar w:fldCharType="separate"/>
+            </w:r>
+            <w:r>
+              <w:t>81</w:t>
+            </w:r>
+            <w:r>
+              <w:fldChar w:fldCharType="end"/>
+            </w:r>
+          </w:hyperlink>
+        </w:p>
+        <w:p>
+          <w:pPr>
+            <w:pStyle w:val="11"/>
+            <w:ind w:left="360"/>
+            <w:tabs>
+              <w:tab w:val="right" w:leader="dot" w:pos="9026"/>
+            </w:tabs>
+            <w:spacing w:before="120" w:after="60"/>
+          </w:pPr>
+          <w:hyperlink w:anchor="_Toc100049" w:history="1">
+            <w:r>
+              <w:rPr>
+                <w:rStyle w:val="Hyperlink"/>
+              </w:rPr>
+              <w:t>题10　从 Demo 到生产可用，加固清单与推进顺序是什么？</w:t>
+            </w:r>
+            <w:r>
+              <w:tab/>
+            </w:r>
+            <w:r>
+              <w:fldChar w:fldCharType="begin"/>
+            </w:r>
+            <w:r>
+              <w:instrText xml:space="preserve"> PAGEREF _Toc100049 \h </w:instrText>
+            </w:r>
+            <w:r>
+              <w:fldChar w:fldCharType="separate"/>
+            </w:r>
+            <w:r>
+              <w:t>82</w:t>
+            </w:r>
+            <w:r>
+              <w:fldChar w:fldCharType="end"/>
+            </w:r>
+          </w:hyperlink>
+        </w:p>
+        <w:p>
+          <w:pPr>
+            <w:pStyle w:val="9"/>
+            <w:tabs>
+              <w:tab w:val="right" w:leader="dot" w:pos="9026"/>
+            </w:tabs>
+            <w:spacing w:before="120" w:after="60"/>
+          </w:pPr>
+          <w:hyperlink w:anchor="_Toc100050" w:history="1">
+            <w:r>
+              <w:rPr>
+                <w:rStyle w:val="Hyperlink"/>
+              </w:rPr>
               <w:t>全系列结语</w:t>
             </w:r>
             <w:r>
@@ -1915,13 +2310,13 @@
               <w:fldChar w:fldCharType="begin"/>
             </w:r>
             <w:r>
-              <w:instrText xml:space="preserve"> PAGEREF _Toc100039 \h </w:instrText>
+              <w:instrText xml:space="preserve"> PAGEREF _Toc100050 \h </w:instrText>
             </w:r>
             <w:r>
               <w:fldChar w:fldCharType="separate"/>
             </w:r>
             <w:r>
-              <w:t>75</w:t>
+              <w:t>83</w:t>
             </w:r>
             <w:r>
               <w:fldChar w:fldCharType="end"/>
@@ -16237,9 +16632,1146 @@
           <w:sz w:val="32"/>
           <w:szCs w:val="32"/>
         </w:rPr>
+        <w:t xml:space="preserve">面试题精选（附参考答案）</w:t>
+      </w:r>
+      <w:bookmarkEnd w:id="100039"/>
+    </w:p>
+    <w:p>
+      <w:pPr>
+        <w:spacing w:line="312"/>
+        <w:ind w:firstLine="480"/>
+        <w:jc w:val="both"/>
+      </w:pPr>
+      <w:r>
+        <w:rPr>
+          <w:rFonts w:ascii="Calibri" w:eastAsia="Microsoft YaHei"/>
+          <w:color w:val="1A2B33"/>
+          <w:sz w:val="24"/>
+          <w:szCs w:val="24"/>
+        </w:rPr>
+        <w:t xml:space="preserve">本节 10 道题均基于本卷五个实战项目的正文内容新编，以场景设计与项目复盘类问题为主，覆盖 RAG 调优、记忆与 HITL、工具循环、多智能体、多模态与生产化加固等命题，用于面试准备与自测。答案为要点式而非唯一标准答案，建议先自行作答再对照，重点检验这五个项目是否已内化为可讲清楚的工程判断。</w:t>
+      </w:r>
+    </w:p>
+    <w:p>
+      <w:pPr>
+        <w:pStyle w:val="Heading2"/>
+        <w:keepNext/>
+        <w:spacing w:after="140" w:before="280" w:line="360" w:lineRule="atLeast"/>
+      </w:pPr>
+      <w:bookmarkStart w:id="100040" w:name="_Toc100040"/>
+      <w:r>
+        <w:rPr>
+          <w:rFonts w:ascii="Calibri" w:eastAsia="SimHei"/>
+          <w:b/>
+          <w:bCs/>
+          <w:color w:val="1B4A5C"/>
+          <w:sz w:val="28"/>
+          <w:szCs w:val="28"/>
+        </w:rPr>
+        <w:t xml:space="preserve">题1　五个项目分别串起了哪些卷次知识，递进逻辑是什么？</w:t>
+      </w:r>
+      <w:bookmarkEnd w:id="100040"/>
+    </w:p>
+    <w:p>
+      <w:pPr>
+        <w:spacing w:line="312"/>
+        <w:ind w:firstLine="480"/>
+        <w:jc w:val="both"/>
+      </w:pPr>
+      <w:r>
+        <w:rPr>
+          <w:rFonts w:ascii="Calibri" w:eastAsia="Microsoft YaHei"/>
+          <w:color w:val="1A2B33"/>
+          <w:sz w:val="24"/>
+          <w:szCs w:val="24"/>
+        </w:rPr>
+        <w:t xml:space="preserve">结论：五个项目按依赖顺序递进，前一个项目的输出就是后一个项目的输入，刻意复用地基、不推倒重来（见本卷 0.2 节），这正是"可生长底座"的含义。</w:t>
+      </w:r>
+    </w:p>
+    <w:p>
+      <w:pPr>
+        <w:pStyle w:val="ListParagraph"/>
+        <w:numPr>
+          <w:ilvl w:val="0"/>
+          <w:numId w:val="1"/>
+        </w:numPr>
+        <w:spacing w:line="312"/>
+      </w:pPr>
+      <w:r>
+        <w:rPr>
+          <w:rFonts w:ascii="Calibri" w:eastAsia="Microsoft YaHei"/>
+          <w:color w:val="1A2B33"/>
+          <w:sz w:val="24"/>
+          <w:szCs w:val="24"/>
+        </w:rPr>
+        <w:t xml:space="preserve">项目一用 LlamaIndex 与 FastAPI 做 RAG 流式问答，回指卷07/08/14（提示词、检索、流式与评估）；</w:t>
+      </w:r>
+    </w:p>
+    <w:p>
+      <w:pPr>
+        <w:pStyle w:val="ListParagraph"/>
+        <w:numPr>
+          <w:ilvl w:val="0"/>
+          <w:numId w:val="1"/>
+        </w:numPr>
+        <w:spacing w:line="312"/>
+      </w:pPr>
+      <w:r>
+        <w:rPr>
+          <w:rFonts w:ascii="Calibri" w:eastAsia="Microsoft YaHei"/>
+          <w:color w:val="1A2B33"/>
+          <w:sz w:val="24"/>
+          <w:szCs w:val="24"/>
+        </w:rPr>
+        <w:t xml:space="preserve">项目二加 Redis 短期记忆、向量长期记忆、LangGraph 状态图与 HITL，回指卷09/11/13；</w:t>
+      </w:r>
+    </w:p>
+    <w:p>
+      <w:pPr>
+        <w:pStyle w:val="ListParagraph"/>
+        <w:numPr>
+          <w:ilvl w:val="0"/>
+          <w:numId w:val="1"/>
+        </w:numPr>
+        <w:spacing w:line="312"/>
+      </w:pPr>
+      <w:r>
+        <w:rPr>
+          <w:rFonts w:ascii="Calibri" w:eastAsia="Microsoft YaHei"/>
+          <w:color w:val="1A2B33"/>
+          <w:sz w:val="24"/>
+          <w:szCs w:val="24"/>
+        </w:rPr>
+        <w:t xml:space="preserve">项目三接入 Function Calling 与 MCP 并做循环控制，回指卷10/12，复用项目二的状态图；</w:t>
+      </w:r>
+    </w:p>
+    <w:p>
+      <w:pPr>
+        <w:pStyle w:val="ListParagraph"/>
+        <w:numPr>
+          <w:ilvl w:val="0"/>
+          <w:numId w:val="1"/>
+        </w:numPr>
+        <w:spacing w:line="312"/>
+      </w:pPr>
+      <w:r>
+        <w:rPr>
+          <w:rFonts w:ascii="Calibri" w:eastAsia="Microsoft YaHei"/>
+          <w:color w:val="1A2B33"/>
+          <w:sz w:val="24"/>
+          <w:szCs w:val="24"/>
+        </w:rPr>
+        <w:t xml:space="preserve">项目四用卷13 拆分诊-研究-审核团队，项目五把卷17 的 OCR 加 VLM 双通道叠加到项目二上。</w:t>
+      </w:r>
+    </w:p>
+    <w:p>
+      <w:pPr>
+        <w:pStyle w:val="Heading2"/>
+        <w:keepNext/>
+        <w:spacing w:after="140" w:before="280" w:line="360" w:lineRule="atLeast"/>
+      </w:pPr>
+      <w:bookmarkStart w:id="100041" w:name="_Toc100041"/>
+      <w:r>
+        <w:rPr>
+          <w:rFonts w:ascii="Calibri" w:eastAsia="SimHei"/>
+          <w:b/>
+          <w:bCs/>
+          <w:color w:val="1B4A5C"/>
+          <w:sz w:val="28"/>
+          <w:szCs w:val="28"/>
+        </w:rPr>
+        <w:t xml:space="preserve">题2　项目一为什么坚持"先建评估集再调参"？</w:t>
+      </w:r>
+      <w:bookmarkEnd w:id="100041"/>
+    </w:p>
+    <w:p>
+      <w:pPr>
+        <w:spacing w:line="312"/>
+        <w:ind w:firstLine="480"/>
+        <w:jc w:val="both"/>
+      </w:pPr>
+      <w:r>
+        <w:rPr>
+          <w:rFonts w:ascii="Calibri" w:eastAsia="Microsoft YaHei"/>
+          <w:color w:val="1A2B33"/>
+          <w:sz w:val="24"/>
+          <w:szCs w:val="24"/>
+        </w:rPr>
+        <w:t xml:space="preserve">结论：评估集是判断每次改动好坏的唯一标尺，不先建就调参等于凭感觉乱试；这是卷15 评估驱动开发 EDD 在项目层面的落地，本卷 0.1 节特意要求初学者"反着来"。</w:t>
+      </w:r>
+    </w:p>
+    <w:p>
+      <w:pPr>
+        <w:pStyle w:val="ListParagraph"/>
+        <w:numPr>
+          <w:ilvl w:val="0"/>
+          <w:numId w:val="1"/>
+        </w:numPr>
+        <w:spacing w:line="312"/>
+      </w:pPr>
+      <w:r>
+        <w:rPr>
+          <w:rFonts w:ascii="Calibri" w:eastAsia="Microsoft YaHei"/>
+          <w:color w:val="1A2B33"/>
+          <w:sz w:val="24"/>
+          <w:szCs w:val="24"/>
+        </w:rPr>
+        <w:t xml:space="preserve">先花约 20 分钟建 15 到 20 个真实业务问题的评估集，覆盖可答、需多文档综合、知识外应拒答三类；</w:t>
+      </w:r>
+    </w:p>
+    <w:p>
+      <w:pPr>
+        <w:pStyle w:val="ListParagraph"/>
+        <w:numPr>
+          <w:ilvl w:val="0"/>
+          <w:numId w:val="1"/>
+        </w:numPr>
+        <w:spacing w:line="312"/>
+      </w:pPr>
+      <w:r>
+        <w:rPr>
+          <w:rFonts w:ascii="Calibri" w:eastAsia="Microsoft YaHei"/>
+          <w:color w:val="1A2B33"/>
+          <w:sz w:val="24"/>
+          <w:szCs w:val="24"/>
+        </w:rPr>
+        <w:t xml:space="preserve">之后每改一个参数（chunk 大小、top_k、重排开关）都立刻看到变好还是变坏；</w:t>
+      </w:r>
+    </w:p>
+    <w:p>
+      <w:pPr>
+        <w:pStyle w:val="ListParagraph"/>
+        <w:numPr>
+          <w:ilvl w:val="0"/>
+          <w:numId w:val="1"/>
+        </w:numPr>
+        <w:spacing w:line="312"/>
+      </w:pPr>
+      <w:r>
+        <w:rPr>
+          <w:rFonts w:ascii="Calibri" w:eastAsia="Microsoft YaHei"/>
+          <w:color w:val="1A2B33"/>
+          <w:sz w:val="24"/>
+          <w:szCs w:val="24"/>
+        </w:rPr>
+        <w:t xml:space="preserve">跑基线时记录答对、答错、乱答三类表现，乱答（幻觉）比例是 RAG 质量最直接的警示灯；</w:t>
+      </w:r>
+    </w:p>
+    <w:p>
+      <w:pPr>
+        <w:pStyle w:val="ListParagraph"/>
+        <w:numPr>
+          <w:ilvl w:val="0"/>
+          <w:numId w:val="1"/>
+        </w:numPr>
+        <w:spacing w:line="312"/>
+      </w:pPr>
+      <w:r>
+        <w:rPr>
+          <w:rFonts w:ascii="Calibri" w:eastAsia="Microsoft YaHei"/>
+          <w:color w:val="1A2B33"/>
+          <w:sz w:val="24"/>
+          <w:szCs w:val="24"/>
+        </w:rPr>
+        <w:t xml:space="preserve">把调优过程记下来，它们就是项目二评估集的第一批回归用例。</w:t>
+      </w:r>
+    </w:p>
+    <w:p>
+      <w:pPr>
+        <w:pStyle w:val="Heading2"/>
+        <w:keepNext/>
+        <w:spacing w:after="140" w:before="280" w:line="360" w:lineRule="atLeast"/>
+      </w:pPr>
+      <w:bookmarkStart w:id="100042" w:name="_Toc100042"/>
+      <w:r>
+        <w:rPr>
+          <w:rFonts w:ascii="Calibri" w:eastAsia="SimHei"/>
+          <w:b/>
+          <w:bCs/>
+          <w:color w:val="1B4A5C"/>
+          <w:sz w:val="28"/>
+          <w:szCs w:val="28"/>
+        </w:rPr>
+        <w:t xml:space="preserve">题3　项目一的 RAG "看起来笨"，如何定位与调优？</w:t>
+      </w:r>
+      <w:bookmarkEnd w:id="100042"/>
+    </w:p>
+    <w:p>
+      <w:pPr>
+        <w:spacing w:line="312"/>
+        <w:ind w:firstLine="480"/>
+        <w:jc w:val="both"/>
+      </w:pPr>
+      <w:r>
+        <w:rPr>
+          <w:rFonts w:ascii="Calibri" w:eastAsia="Microsoft YaHei"/>
+          <w:color w:val="1A2B33"/>
+          <w:sz w:val="24"/>
+          <w:szCs w:val="24"/>
+        </w:rPr>
+        <w:t xml:space="preserve">结论：本卷 1.5 节给出的方法论是先猜一个环节（切分、嵌入、检索、重排、生成），再用最小实验验证，而不是凭感觉乱调。</w:t>
+      </w:r>
+    </w:p>
+    <w:p>
+      <w:pPr>
+        <w:pStyle w:val="ListParagraph"/>
+        <w:numPr>
+          <w:ilvl w:val="0"/>
+          <w:numId w:val="1"/>
+        </w:numPr>
+        <w:spacing w:line="312"/>
+      </w:pPr>
+      <w:r>
+        <w:rPr>
+          <w:rFonts w:ascii="Calibri" w:eastAsia="Microsoft YaHei"/>
+          <w:color w:val="1A2B33"/>
+          <w:sz w:val="24"/>
+          <w:szCs w:val="24"/>
+        </w:rPr>
+        <w:t xml:space="preserve">换问法就答不对：召回差，用查询改写或混合检索，并检查嵌入模型与文档语言是否匹配；</w:t>
+      </w:r>
+    </w:p>
+    <w:p>
+      <w:pPr>
+        <w:pStyle w:val="ListParagraph"/>
+        <w:numPr>
+          <w:ilvl w:val="0"/>
+          <w:numId w:val="1"/>
+        </w:numPr>
+        <w:spacing w:line="312"/>
+      </w:pPr>
+      <w:r>
+        <w:rPr>
+          <w:rFonts w:ascii="Calibri" w:eastAsia="Microsoft YaHei"/>
+          <w:color w:val="1A2B33"/>
+          <w:sz w:val="24"/>
+          <w:szCs w:val="24"/>
+        </w:rPr>
+        <w:t xml:space="preserve">张冠李戴或文档里有却不答：查切分粒度、来源标识与注入顺序、top_k 是否太小、重排是否排掉正确答案；</w:t>
+      </w:r>
+    </w:p>
+    <w:p>
+      <w:pPr>
+        <w:pStyle w:val="ListParagraph"/>
+        <w:numPr>
+          <w:ilvl w:val="0"/>
+          <w:numId w:val="1"/>
+        </w:numPr>
+        <w:spacing w:line="312"/>
+      </w:pPr>
+      <w:r>
+        <w:rPr>
+          <w:rFonts w:ascii="Calibri" w:eastAsia="Microsoft YaHei"/>
+          <w:color w:val="1A2B33"/>
+          <w:sz w:val="24"/>
+          <w:szCs w:val="24"/>
+        </w:rPr>
+        <w:t xml:space="preserve">知识库没有却硬答乱编：加拒答条款与相似度阈值，低于阈值明确说未找到；</w:t>
+      </w:r>
+    </w:p>
+    <w:p>
+      <w:pPr>
+        <w:pStyle w:val="ListParagraph"/>
+        <w:numPr>
+          <w:ilvl w:val="0"/>
+          <w:numId w:val="1"/>
+        </w:numPr>
+        <w:spacing w:line="312"/>
+      </w:pPr>
+      <w:r>
+        <w:rPr>
+          <w:rFonts w:ascii="Calibri" w:eastAsia="Microsoft YaHei"/>
+          <w:color w:val="1A2B33"/>
+          <w:sz w:val="24"/>
+          <w:szCs w:val="24"/>
+        </w:rPr>
+        <w:t xml:space="preserve">速度慢：向量索引加前缀缓存与语义缓存（卷05/09/18）。</w:t>
+      </w:r>
+    </w:p>
+    <w:p>
+      <w:pPr>
+        <w:pStyle w:val="Heading2"/>
+        <w:keepNext/>
+        <w:spacing w:after="140" w:before="280" w:line="360" w:lineRule="atLeast"/>
+      </w:pPr>
+      <w:bookmarkStart w:id="100043" w:name="_Toc100043"/>
+      <w:r>
+        <w:rPr>
+          <w:rFonts w:ascii="Calibri" w:eastAsia="SimHei"/>
+          <w:b/>
+          <w:bCs/>
+          <w:color w:val="1B4A5C"/>
+          <w:sz w:val="28"/>
+          <w:szCs w:val="28"/>
+        </w:rPr>
+        <w:t xml:space="preserve">题4　客服 Agent 的两层记忆如何设计，各防什么坑？</w:t>
+      </w:r>
+      <w:bookmarkEnd w:id="100043"/>
+    </w:p>
+    <w:p>
+      <w:pPr>
+        <w:spacing w:line="312"/>
+        <w:ind w:firstLine="480"/>
+        <w:jc w:val="both"/>
+      </w:pPr>
+      <w:r>
+        <w:rPr>
+          <w:rFonts w:ascii="Calibri" w:eastAsia="Microsoft YaHei"/>
+          <w:color w:val="1A2B33"/>
+          <w:sz w:val="24"/>
+          <w:szCs w:val="24"/>
+        </w:rPr>
+        <w:t xml:space="preserve">结论：短期记忆用 Redis 滑动窗口存最近 12 条消息，长期记忆用向量库存跨会话的用户画像与历史结论，会话开始时检索注入组装上下文（见本卷 2.2 节）。</w:t>
+      </w:r>
+    </w:p>
+    <w:p>
+      <w:pPr>
+        <w:pStyle w:val="ListParagraph"/>
+        <w:numPr>
+          <w:ilvl w:val="0"/>
+          <w:numId w:val="1"/>
+        </w:numPr>
+        <w:spacing w:line="312"/>
+      </w:pPr>
+      <w:r>
+        <w:rPr>
+          <w:rFonts w:ascii="Calibri" w:eastAsia="Microsoft YaHei"/>
+          <w:color w:val="1A2B33"/>
+          <w:sz w:val="24"/>
+          <w:szCs w:val="24"/>
+        </w:rPr>
+        <w:t xml:space="preserve">短期记忆除 TTL 外必须有滑出机制（ltrim），防单会话无限膨胀、多轮后变笨；</w:t>
+      </w:r>
+    </w:p>
+    <w:p>
+      <w:pPr>
+        <w:pStyle w:val="ListParagraph"/>
+        <w:numPr>
+          <w:ilvl w:val="0"/>
+          <w:numId w:val="1"/>
+        </w:numPr>
+        <w:spacing w:line="312"/>
+      </w:pPr>
+      <w:r>
+        <w:rPr>
+          <w:rFonts w:ascii="Calibri" w:eastAsia="Microsoft YaHei"/>
+          <w:color w:val="1A2B33"/>
+          <w:sz w:val="24"/>
+          <w:szCs w:val="24"/>
+        </w:rPr>
+        <w:t xml:space="preserve">长期记忆节点必须带 user_id 元数据并在召回时过滤，防止用户 A 的偏好污染用户 B 的回答；</w:t>
+      </w:r>
+    </w:p>
+    <w:p>
+      <w:pPr>
+        <w:pStyle w:val="ListParagraph"/>
+        <w:numPr>
+          <w:ilvl w:val="0"/>
+          <w:numId w:val="1"/>
+        </w:numPr>
+        <w:spacing w:line="312"/>
+      </w:pPr>
+      <w:r>
+        <w:rPr>
+          <w:rFonts w:ascii="Calibri" w:eastAsia="Microsoft YaHei"/>
+          <w:color w:val="1A2B33"/>
+          <w:sz w:val="24"/>
+          <w:szCs w:val="24"/>
+        </w:rPr>
+        <w:t xml:space="preserve">这是卷16 数据隔离原则在最简单层面的体现。</w:t>
+      </w:r>
+    </w:p>
+    <w:p>
+      <w:pPr>
+        <w:pStyle w:val="Heading2"/>
+        <w:keepNext/>
+        <w:spacing w:after="140" w:before="280" w:line="360" w:lineRule="atLeast"/>
+      </w:pPr>
+      <w:bookmarkStart w:id="100044" w:name="_Toc100044"/>
+      <w:r>
+        <w:rPr>
+          <w:rFonts w:ascii="Calibri" w:eastAsia="SimHei"/>
+          <w:b/>
+          <w:bCs/>
+          <w:color w:val="1B4A5C"/>
+          <w:sz w:val="28"/>
+          <w:szCs w:val="28"/>
+        </w:rPr>
+        <w:t xml:space="preserve">题5　人工升级（HITL）路径应如何设计？</w:t>
+      </w:r>
+      <w:bookmarkEnd w:id="100044"/>
+    </w:p>
+    <w:p>
+      <w:pPr>
+        <w:spacing w:line="312"/>
+        <w:ind w:firstLine="480"/>
+        <w:jc w:val="both"/>
+      </w:pPr>
+      <w:r>
+        <w:rPr>
+          <w:rFonts w:ascii="Calibri" w:eastAsia="Microsoft YaHei"/>
+          <w:color w:val="1A2B33"/>
+          <w:sz w:val="24"/>
+          <w:szCs w:val="24"/>
+        </w:rPr>
+        <w:t xml:space="preserve">结论：用"规则兜底加模型判断"的混合决策决定何时转人工，升级时打包完整会话上下文让客服无缝接管（见本卷 2.3 与 2.5 节）。</w:t>
+      </w:r>
+    </w:p>
+    <w:p>
+      <w:pPr>
+        <w:pStyle w:val="ListParagraph"/>
+        <w:numPr>
+          <w:ilvl w:val="0"/>
+          <w:numId w:val="1"/>
+        </w:numPr>
+        <w:spacing w:line="312"/>
+      </w:pPr>
+      <w:r>
+        <w:rPr>
+          <w:rFonts w:ascii="Calibri" w:eastAsia="Microsoft YaHei"/>
+          <w:color w:val="1A2B33"/>
+          <w:sz w:val="24"/>
+          <w:szCs w:val="24"/>
+        </w:rPr>
+        <w:t xml:space="preserve">复核节点路由 answer、need_more、escalate 三分支，判定不合法时默认 escalate 保守兜底；</w:t>
+      </w:r>
+    </w:p>
+    <w:p>
+      <w:pPr>
+        <w:pStyle w:val="ListParagraph"/>
+        <w:numPr>
+          <w:ilvl w:val="0"/>
+          <w:numId w:val="1"/>
+        </w:numPr>
+        <w:spacing w:line="312"/>
+      </w:pPr>
+      <w:r>
+        <w:rPr>
+          <w:rFonts w:ascii="Calibri" w:eastAsia="Microsoft YaHei"/>
+          <w:color w:val="1A2B33"/>
+          <w:sz w:val="24"/>
+          <w:szCs w:val="24"/>
+        </w:rPr>
+        <w:t xml:space="preserve">涉退款、投诉、隐私等高风险类目用代码规则硬性升级，错了不可逆的决策不让模型单独拍板；</w:t>
+      </w:r>
+    </w:p>
+    <w:p>
+      <w:pPr>
+        <w:pStyle w:val="ListParagraph"/>
+        <w:numPr>
+          <w:ilvl w:val="0"/>
+          <w:numId w:val="1"/>
+        </w:numPr>
+        <w:spacing w:line="312"/>
+      </w:pPr>
+      <w:r>
+        <w:rPr>
+          <w:rFonts w:ascii="Calibri" w:eastAsia="Microsoft YaHei"/>
+          <w:color w:val="1A2B33"/>
+          <w:sz w:val="24"/>
+          <w:szCs w:val="24"/>
+        </w:rPr>
+        <w:t xml:space="preserve">escalate 把会话快照写入 Redis 的 pending_human 队列，客服工作台轮询接管，用户不必重说一遍；</w:t>
+      </w:r>
+    </w:p>
+    <w:p>
+      <w:pPr>
+        <w:pStyle w:val="ListParagraph"/>
+        <w:numPr>
+          <w:ilvl w:val="0"/>
+          <w:numId w:val="1"/>
+        </w:numPr>
+        <w:spacing w:line="312"/>
+      </w:pPr>
+      <w:r>
+        <w:rPr>
+          <w:rFonts w:ascii="Calibri" w:eastAsia="Microsoft YaHei"/>
+          <w:color w:val="1A2B33"/>
+          <w:sz w:val="24"/>
+          <w:szCs w:val="24"/>
+        </w:rPr>
+        <w:t xml:space="preserve">用带"应升级"用例的评估集做回归，并盯升级率、误升级与升级率乘单次成本是否在预算内。</w:t>
+      </w:r>
+    </w:p>
+    <w:p>
+      <w:pPr>
+        <w:pStyle w:val="Heading2"/>
+        <w:keepNext/>
+        <w:spacing w:after="140" w:before="280" w:line="360" w:lineRule="atLeast"/>
+      </w:pPr>
+      <w:bookmarkStart w:id="100045" w:name="_Toc100045"/>
+      <w:r>
+        <w:rPr>
+          <w:rFonts w:ascii="Calibri" w:eastAsia="SimHei"/>
+          <w:b/>
+          <w:bCs/>
+          <w:color w:val="1B4A5C"/>
+          <w:sz w:val="28"/>
+          <w:szCs w:val="28"/>
+        </w:rPr>
+        <w:t xml:space="preserve">题6　工具调用的循环控制与错误恢复怎么实现？</w:t>
+      </w:r>
+      <w:bookmarkEnd w:id="100045"/>
+    </w:p>
+    <w:p>
+      <w:pPr>
+        <w:spacing w:line="312"/>
+        <w:ind w:firstLine="480"/>
+        <w:jc w:val="both"/>
+      </w:pPr>
+      <w:r>
+        <w:rPr>
+          <w:rFonts w:ascii="Calibri" w:eastAsia="Microsoft YaHei"/>
+          <w:color w:val="1A2B33"/>
+          <w:sz w:val="24"/>
+          <w:szCs w:val="24"/>
+        </w:rPr>
+        <w:t xml:space="preserve">结论：核心是把错误"吞进循环"——工具异常变成 error 消息回填给模型，让它自己决定重试还是放弃，再用步数上限当保险丝（见本卷 3.2 节，对应卷12 的循环控制）。</w:t>
+      </w:r>
+    </w:p>
+    <w:p>
+      <w:pPr>
+        <w:pStyle w:val="ListParagraph"/>
+        <w:numPr>
+          <w:ilvl w:val="0"/>
+          <w:numId w:val="1"/>
+        </w:numPr>
+        <w:spacing w:line="312"/>
+      </w:pPr>
+      <w:r>
+        <w:rPr>
+          <w:rFonts w:ascii="Calibri" w:eastAsia="Microsoft YaHei"/>
+          <w:color w:val="1A2B33"/>
+          <w:sz w:val="24"/>
+          <w:szCs w:val="24"/>
+        </w:rPr>
+        <w:t xml:space="preserve">循环结构：模型输出 tool_calls，代码执行后把结果回填上下文，直到无调用才给最终答复；</w:t>
+      </w:r>
+    </w:p>
+    <w:p>
+      <w:pPr>
+        <w:pStyle w:val="ListParagraph"/>
+        <w:numPr>
+          <w:ilvl w:val="0"/>
+          <w:numId w:val="1"/>
+        </w:numPr>
+        <w:spacing w:line="312"/>
+      </w:pPr>
+      <w:r>
+        <w:rPr>
+          <w:rFonts w:ascii="Calibri" w:eastAsia="Microsoft YaHei"/>
+          <w:color w:val="1A2B33"/>
+          <w:sz w:val="24"/>
+          <w:szCs w:val="24"/>
+        </w:rPr>
+        <w:t xml:space="preserve">每次工具执行包 try/except，异常回填 error 而不是让整个循环崩掉；</w:t>
+      </w:r>
+    </w:p>
+    <w:p>
+      <w:pPr>
+        <w:pStyle w:val="ListParagraph"/>
+        <w:numPr>
+          <w:ilvl w:val="0"/>
+          <w:numId w:val="1"/>
+        </w:numPr>
+        <w:spacing w:line="312"/>
+      </w:pPr>
+      <w:r>
+        <w:rPr>
+          <w:rFonts w:ascii="Calibri" w:eastAsia="Microsoft YaHei"/>
+          <w:color w:val="1A2B33"/>
+          <w:sz w:val="24"/>
+          <w:szCs w:val="24"/>
+        </w:rPr>
+        <w:t xml:space="preserve">设循环上限（示例默认 5 轮），超过就返回兜底话术并建议转人工，防死循环；</w:t>
+      </w:r>
+    </w:p>
+    <w:p>
+      <w:pPr>
+        <w:pStyle w:val="ListParagraph"/>
+        <w:numPr>
+          <w:ilvl w:val="0"/>
+          <w:numId w:val="1"/>
+        </w:numPr>
+        <w:spacing w:line="312"/>
+      </w:pPr>
+      <w:r>
+        <w:rPr>
+          <w:rFonts w:ascii="Calibri" w:eastAsia="Microsoft YaHei"/>
+          <w:color w:val="1A2B33"/>
+          <w:sz w:val="24"/>
+          <w:szCs w:val="24"/>
+        </w:rPr>
+        <w:t xml:space="preserve">系统提示写明查询必须调工具、不得编造，工具返回 error 时如实转告并给替代建议。</w:t>
+      </w:r>
+    </w:p>
+    <w:p>
+      <w:pPr>
+        <w:pStyle w:val="Heading2"/>
+        <w:keepNext/>
+        <w:spacing w:after="140" w:before="280" w:line="360" w:lineRule="atLeast"/>
+      </w:pPr>
+      <w:bookmarkStart w:id="100046" w:name="_Toc100046"/>
+      <w:r>
+        <w:rPr>
+          <w:rFonts w:ascii="Calibri" w:eastAsia="SimHei"/>
+          <w:b/>
+          <w:bCs/>
+          <w:color w:val="1B4A5C"/>
+          <w:sz w:val="28"/>
+          <w:szCs w:val="28"/>
+        </w:rPr>
+        <w:t xml:space="preserve">题7　从"能调工具"到"可靠地调工具"还差什么？</w:t>
+      </w:r>
+      <w:bookmarkEnd w:id="100046"/>
+    </w:p>
+    <w:p>
+      <w:pPr>
+        <w:spacing w:line="312"/>
+        <w:ind w:firstLine="480"/>
+        <w:jc w:val="both"/>
+      </w:pPr>
+      <w:r>
+        <w:rPr>
+          <w:rFonts w:ascii="Calibri" w:eastAsia="Microsoft YaHei"/>
+          <w:color w:val="1A2B33"/>
+          <w:sz w:val="24"/>
+          <w:szCs w:val="24"/>
+        </w:rPr>
+        <w:t xml:space="preserve">结论：本卷 3.5 节的心智模型是"可靠地调工具等于约束、路由、幂等、熔断"四维度，且权限校验必须写在工具函数入口的代码层，而不是指望模型自律。</w:t>
+      </w:r>
+    </w:p>
+    <w:p>
+      <w:pPr>
+        <w:pStyle w:val="ListParagraph"/>
+        <w:numPr>
+          <w:ilvl w:val="0"/>
+          <w:numId w:val="1"/>
+        </w:numPr>
+        <w:spacing w:line="312"/>
+      </w:pPr>
+      <w:r>
+        <w:rPr>
+          <w:rFonts w:ascii="Calibri" w:eastAsia="Microsoft YaHei"/>
+          <w:color w:val="1A2B33"/>
+          <w:sz w:val="24"/>
+          <w:szCs w:val="24"/>
+        </w:rPr>
+        <w:t xml:space="preserve">格式可靠：手写参数 Schema 易错，生产开启 Guided Decoding（卷05）让输出受 Schema 约束；</w:t>
+      </w:r>
+    </w:p>
+    <w:p>
+      <w:pPr>
+        <w:pStyle w:val="ListParagraph"/>
+        <w:numPr>
+          <w:ilvl w:val="0"/>
+          <w:numId w:val="1"/>
+        </w:numPr>
+        <w:spacing w:line="312"/>
+      </w:pPr>
+      <w:r>
+        <w:rPr>
+          <w:rFonts w:ascii="Calibri" w:eastAsia="Microsoft YaHei"/>
+          <w:color w:val="1A2B33"/>
+          <w:sz w:val="24"/>
+          <w:szCs w:val="24"/>
+        </w:rPr>
+        <w:t xml:space="preserve">工具选择：描述写清何时用、何时不用，工具一多就加小模型粗分类的路由层；</w:t>
+      </w:r>
+    </w:p>
+    <w:p>
+      <w:pPr>
+        <w:pStyle w:val="ListParagraph"/>
+        <w:numPr>
+          <w:ilvl w:val="0"/>
+          <w:numId w:val="1"/>
+        </w:numPr>
+        <w:spacing w:line="312"/>
+      </w:pPr>
+      <w:r>
+        <w:rPr>
+          <w:rFonts w:ascii="Calibri" w:eastAsia="Microsoft YaHei"/>
+          <w:color w:val="1A2B33"/>
+          <w:sz w:val="24"/>
+          <w:szCs w:val="24"/>
+        </w:rPr>
+        <w:t xml:space="preserve">幂等与重试：重试带退避，写操作用幂等键，防止同一退款被重试执行两次；</w:t>
+      </w:r>
+    </w:p>
+    <w:p>
+      <w:pPr>
+        <w:pStyle w:val="ListParagraph"/>
+        <w:numPr>
+          <w:ilvl w:val="0"/>
+          <w:numId w:val="1"/>
+        </w:numPr>
+        <w:spacing w:line="312"/>
+      </w:pPr>
+      <w:r>
+        <w:rPr>
+          <w:rFonts w:ascii="Calibri" w:eastAsia="Microsoft YaHei"/>
+          <w:color w:val="1A2B33"/>
+          <w:sz w:val="24"/>
+          <w:szCs w:val="24"/>
+        </w:rPr>
+        <w:t xml:space="preserve">超时与熔断：调用设超时，连续失败熔断降级；权限边界由调用者身份与工具敏感度共同决定。</w:t>
+      </w:r>
+    </w:p>
+    <w:p>
+      <w:pPr>
+        <w:pStyle w:val="Heading2"/>
+        <w:keepNext/>
+        <w:spacing w:after="140" w:before="280" w:line="360" w:lineRule="atLeast"/>
+      </w:pPr>
+      <w:bookmarkStart w:id="100047" w:name="_Toc100047"/>
+      <w:r>
+        <w:rPr>
+          <w:rFonts w:ascii="Calibri" w:eastAsia="SimHei"/>
+          <w:b/>
+          <w:bCs/>
+          <w:color w:val="1B4A5C"/>
+          <w:sz w:val="28"/>
+          <w:szCs w:val="28"/>
+        </w:rPr>
+        <w:t xml:space="preserve">题8　审核 Agent 的作用是什么，多智能体有哪些反模式？</w:t>
+      </w:r>
+      <w:bookmarkEnd w:id="100047"/>
+    </w:p>
+    <w:p>
+      <w:pPr>
+        <w:spacing w:line="312"/>
+        <w:ind w:firstLine="480"/>
+        <w:jc w:val="both"/>
+      </w:pPr>
+      <w:r>
+        <w:rPr>
+          <w:rFonts w:ascii="Calibri" w:eastAsia="Microsoft YaHei"/>
+          <w:color w:val="1A2B33"/>
+          <w:sz w:val="24"/>
+          <w:szCs w:val="24"/>
+        </w:rPr>
+        <w:t xml:space="preserve">结论：审核 Agent 是"模型审模型"的质检员，输出 approve、redo、escalate 三种判定，用返工回路兜住研究 Agent 的错误，是 C-RAG 自纠正思想的团队版（见本卷 4.1、4.2 节）。</w:t>
+      </w:r>
+    </w:p>
+    <w:p>
+      <w:pPr>
+        <w:pStyle w:val="ListParagraph"/>
+        <w:numPr>
+          <w:ilvl w:val="0"/>
+          <w:numId w:val="1"/>
+        </w:numPr>
+        <w:spacing w:line="312"/>
+      </w:pPr>
+      <w:r>
+        <w:rPr>
+          <w:rFonts w:ascii="Calibri" w:eastAsia="Microsoft YaHei"/>
+          <w:color w:val="1A2B33"/>
+          <w:sz w:val="24"/>
+          <w:szCs w:val="24"/>
+        </w:rPr>
+        <w:t xml:space="preserve">收益是错误被拦截，代价是成本约单 Agent 的 2-3 倍，可用模型分级与上下文精简来控制；</w:t>
+      </w:r>
+    </w:p>
+    <w:p>
+      <w:pPr>
+        <w:pStyle w:val="ListParagraph"/>
+        <w:numPr>
+          <w:ilvl w:val="0"/>
+          <w:numId w:val="1"/>
+        </w:numPr>
+        <w:spacing w:line="312"/>
+      </w:pPr>
+      <w:r>
+        <w:rPr>
+          <w:rFonts w:ascii="Calibri" w:eastAsia="Microsoft YaHei"/>
+          <w:color w:val="1A2B33"/>
+          <w:sz w:val="24"/>
+          <w:szCs w:val="24"/>
+        </w:rPr>
+        <w:t xml:space="preserve">三大反模式：简单任务拆碎、上下文传全量、无限返工；返工必须设次数上限，超限转人工；</w:t>
+      </w:r>
+    </w:p>
+    <w:p>
+      <w:pPr>
+        <w:pStyle w:val="ListParagraph"/>
+        <w:numPr>
+          <w:ilvl w:val="0"/>
+          <w:numId w:val="1"/>
+        </w:numPr>
+        <w:spacing w:line="312"/>
+      </w:pPr>
+      <w:r>
+        <w:rPr>
+          <w:rFonts w:ascii="Calibri" w:eastAsia="Microsoft YaHei"/>
+          <w:color w:val="1A2B33"/>
+          <w:sz w:val="24"/>
+          <w:szCs w:val="24"/>
+        </w:rPr>
+        <w:t xml:space="preserve">分工判断标准：任务不需要不同专业知识或不同数据权限时，单 Agent 更优；</w:t>
+      </w:r>
+    </w:p>
+    <w:p>
+      <w:pPr>
+        <w:pStyle w:val="ListParagraph"/>
+        <w:numPr>
+          <w:ilvl w:val="0"/>
+          <w:numId w:val="1"/>
+        </w:numPr>
+        <w:spacing w:line="312"/>
+      </w:pPr>
+      <w:r>
+        <w:rPr>
+          <w:rFonts w:ascii="Calibri" w:eastAsia="Microsoft YaHei"/>
+          <w:color w:val="1A2B33"/>
+          <w:sz w:val="24"/>
+          <w:szCs w:val="24"/>
+        </w:rPr>
+        <w:t xml:space="preserve">效果上限由最弱的角色提示词决定，每个角色先单测再合体，调试靠轨迹、日志、重放三件套。</w:t>
+      </w:r>
+    </w:p>
+    <w:p>
+      <w:pPr>
+        <w:pStyle w:val="Heading2"/>
+        <w:keepNext/>
+        <w:spacing w:after="140" w:before="280" w:line="360" w:lineRule="atLeast"/>
+      </w:pPr>
+      <w:bookmarkStart w:id="100048" w:name="_Toc100048"/>
+      <w:r>
+        <w:rPr>
+          <w:rFonts w:ascii="Calibri" w:eastAsia="SimHei"/>
+          <w:b/>
+          <w:bCs/>
+          <w:color w:val="1B4A5C"/>
+          <w:sz w:val="28"/>
+          <w:szCs w:val="28"/>
+        </w:rPr>
+        <w:t xml:space="preserve">题9　OCR 与 VLM 双通道如何分工，冲突时信谁？</w:t>
+      </w:r>
+      <w:bookmarkEnd w:id="100048"/>
+    </w:p>
+    <w:p>
+      <w:pPr>
+        <w:spacing w:line="312"/>
+        <w:ind w:firstLine="480"/>
+        <w:jc w:val="both"/>
+      </w:pPr>
+      <w:r>
+        <w:rPr>
+          <w:rFonts w:ascii="Calibri" w:eastAsia="Microsoft YaHei"/>
+          <w:color w:val="1A2B33"/>
+          <w:sz w:val="24"/>
+          <w:szCs w:val="24"/>
+        </w:rPr>
+        <w:t xml:space="preserve">结论：OCR 保精确、VLM 保语义、主模型做决策；只用 VLM 读金额、单号这类精确信息几乎必然出错，所以 OCR 通道不能省（见本卷 5.2 节，对应卷17 的 OCR 边界与幻觉问题）。</w:t>
+      </w:r>
+    </w:p>
+    <w:p>
+      <w:pPr>
+        <w:pStyle w:val="ListParagraph"/>
+        <w:numPr>
+          <w:ilvl w:val="0"/>
+          <w:numId w:val="1"/>
+        </w:numPr>
+        <w:spacing w:line="312"/>
+      </w:pPr>
+      <w:r>
+        <w:rPr>
+          <w:rFonts w:ascii="Calibri" w:eastAsia="Microsoft YaHei"/>
+          <w:color w:val="1A2B33"/>
+          <w:sz w:val="24"/>
+          <w:szCs w:val="24"/>
+        </w:rPr>
+        <w:t xml:space="preserve">图像先转成"OCR 文字加 VLM 一句话描述"的结构化摘要再进状态图，主 Agent 提示词完全不用改；</w:t>
+      </w:r>
+    </w:p>
+    <w:p>
+      <w:pPr>
+        <w:pStyle w:val="ListParagraph"/>
+        <w:numPr>
+          <w:ilvl w:val="0"/>
+          <w:numId w:val="1"/>
+        </w:numPr>
+        <w:spacing w:line="312"/>
+      </w:pPr>
+      <w:r>
+        <w:rPr>
+          <w:rFonts w:ascii="Calibri" w:eastAsia="Microsoft YaHei"/>
+          <w:color w:val="1A2B33"/>
+          <w:sz w:val="24"/>
+          <w:szCs w:val="24"/>
+        </w:rPr>
+        <w:t xml:space="preserve">冲突时的信任优先级：确定性提取（OCR 精确字段）高于用户明确表述，用户表述高于 VLM 语义描述；</w:t>
+      </w:r>
+    </w:p>
+    <w:p>
+      <w:pPr>
+        <w:pStyle w:val="ListParagraph"/>
+        <w:numPr>
+          <w:ilvl w:val="0"/>
+          <w:numId w:val="1"/>
+        </w:numPr>
+        <w:spacing w:line="312"/>
+      </w:pPr>
+      <w:r>
+        <w:rPr>
+          <w:rFonts w:ascii="Calibri" w:eastAsia="Microsoft YaHei"/>
+          <w:color w:val="1A2B33"/>
+          <w:sz w:val="24"/>
+          <w:szCs w:val="24"/>
+        </w:rPr>
+        <w:t xml:space="preserve">把该排序写进提示词或代码，冲突时以高优先级为准并说明，避免模型看图看错了还嘴硬；</w:t>
+      </w:r>
+    </w:p>
+    <w:p>
+      <w:pPr>
+        <w:pStyle w:val="ListParagraph"/>
+        <w:numPr>
+          <w:ilvl w:val="0"/>
+          <w:numId w:val="1"/>
+        </w:numPr>
+        <w:spacing w:line="312"/>
+      </w:pPr>
+      <w:r>
+        <w:rPr>
+          <w:rFonts w:ascii="Calibri" w:eastAsia="Microsoft YaHei"/>
+          <w:color w:val="1A2B33"/>
+          <w:sz w:val="24"/>
+          <w:szCs w:val="24"/>
+        </w:rPr>
+        <w:t xml:space="preserve">体验下限在脏输入处理：清晰度检测、内容无关检测、超长图切分、上传入口恶意内容拦截。</w:t>
+      </w:r>
+    </w:p>
+    <w:p>
+      <w:pPr>
+        <w:pStyle w:val="Heading2"/>
+        <w:keepNext/>
+        <w:spacing w:after="140" w:before="280" w:line="360" w:lineRule="atLeast"/>
+      </w:pPr>
+      <w:bookmarkStart w:id="100049" w:name="_Toc100049"/>
+      <w:r>
+        <w:rPr>
+          <w:rFonts w:ascii="Calibri" w:eastAsia="SimHei"/>
+          <w:b/>
+          <w:bCs/>
+          <w:color w:val="1B4A5C"/>
+          <w:sz w:val="28"/>
+          <w:szCs w:val="28"/>
+        </w:rPr>
+        <w:t xml:space="preserve">题10　从 Demo 到生产可用，加固清单与推进顺序是什么？</w:t>
+      </w:r>
+      <w:bookmarkEnd w:id="100049"/>
+    </w:p>
+    <w:p>
+      <w:pPr>
+        <w:spacing w:line="312"/>
+        <w:ind w:firstLine="480"/>
+        <w:jc w:val="both"/>
+      </w:pPr>
+      <w:r>
+        <w:rPr>
+          <w:rFonts w:ascii="Calibri" w:eastAsia="Microsoft YaHei"/>
+          <w:color w:val="1A2B33"/>
+          <w:sz w:val="24"/>
+          <w:szCs w:val="24"/>
+        </w:rPr>
+        <w:t xml:space="preserve">结论：对照卷16 走六项加固——接入层鉴权限流、OTel 可观测、评估门禁、安全脱敏与权限、Docker 化与灰度部署、成本看板；推进顺序是先评估门禁、再可观测、再安全、最后部署（见本卷 6.2 节）。</w:t>
+      </w:r>
+    </w:p>
+    <w:p>
+      <w:pPr>
+        <w:pStyle w:val="ListParagraph"/>
+        <w:numPr>
+          <w:ilvl w:val="0"/>
+          <w:numId w:val="1"/>
+        </w:numPr>
+        <w:spacing w:line="312"/>
+      </w:pPr>
+      <w:r>
+        <w:rPr>
+          <w:rFonts w:ascii="Calibri" w:eastAsia="Microsoft YaHei"/>
+          <w:color w:val="1A2B33"/>
+          <w:sz w:val="24"/>
+          <w:szCs w:val="24"/>
+        </w:rPr>
+        <w:t xml:space="preserve">评估门禁：把项目一积累的评估集升级为 CI 门禁，提示词或模型改动必须过回归；</w:t>
+      </w:r>
+    </w:p>
+    <w:p>
+      <w:pPr>
+        <w:pStyle w:val="ListParagraph"/>
+        <w:numPr>
+          <w:ilvl w:val="0"/>
+          <w:numId w:val="1"/>
+        </w:numPr>
+        <w:spacing w:line="312"/>
+      </w:pPr>
+      <w:r>
+        <w:rPr>
+          <w:rFonts w:ascii="Calibri" w:eastAsia="Microsoft YaHei"/>
+          <w:color w:val="1A2B33"/>
+          <w:sz w:val="24"/>
+          <w:szCs w:val="24"/>
+        </w:rPr>
+        <w:t xml:space="preserve">可观测：全链路接入 OTel，检索、工具、审核每步一个 Span，落日志与指标；</w:t>
+      </w:r>
+    </w:p>
+    <w:p>
+      <w:pPr>
+        <w:pStyle w:val="ListParagraph"/>
+        <w:numPr>
+          <w:ilvl w:val="0"/>
+          <w:numId w:val="1"/>
+        </w:numPr>
+        <w:spacing w:line="312"/>
+      </w:pPr>
+      <w:r>
+        <w:rPr>
+          <w:rFonts w:ascii="Calibri" w:eastAsia="Microsoft YaHei"/>
+          <w:color w:val="1A2B33"/>
+          <w:sz w:val="24"/>
+          <w:szCs w:val="24"/>
+        </w:rPr>
+        <w:t xml:space="preserve">安全与部署：图像与日志脱敏、工具权限校验、升级队列审计，服务 Docker 化加灰度发布；</w:t>
+      </w:r>
+    </w:p>
+    <w:p>
+      <w:pPr>
+        <w:pStyle w:val="ListParagraph"/>
+        <w:numPr>
+          <w:ilvl w:val="0"/>
+          <w:numId w:val="1"/>
+        </w:numPr>
+        <w:spacing w:line="312"/>
+      </w:pPr>
+      <w:r>
+        <w:rPr>
+          <w:rFonts w:ascii="Calibri" w:eastAsia="Microsoft YaHei"/>
+          <w:color w:val="1A2B33"/>
+          <w:sz w:val="24"/>
+          <w:szCs w:val="24"/>
+        </w:rPr>
+        <w:t xml:space="preserve">顺序的理由：评估与可观测是安全与部署的前提，没有度量，后面所有加固都无法验证效果。</w:t>
+      </w:r>
+    </w:p>
+    <w:p>
+      <w:pPr>
+        <w:pStyle w:val="Heading1"/>
+        <w:keepNext/>
+        <w:spacing w:after="200" w:before="360" w:line="400" w:lineRule="atLeast"/>
+      </w:pPr>
+      <w:bookmarkStart w:id="100050" w:name="_Toc100050"/>
+      <w:r>
+        <w:rPr>
+          <w:rFonts w:ascii="Calibri" w:eastAsia="SimHei"/>
+          <w:b/>
+          <w:bCs/>
+          <w:color w:val="16324A"/>
+          <w:sz w:val="32"/>
+          <w:szCs w:val="32"/>
+        </w:rPr>
         <w:t xml:space="preserve">全系列结语</w:t>
       </w:r>
-      <w:bookmarkEnd w:id="100039"/>
+      <w:bookmarkEnd w:id="100050"/>
     </w:p>
     <w:p>
       <w:pPr>
